--- a/cd/doc/techniczna/dev/Dokumentacja Techniczna.docx
+++ b/cd/doc/techniczna/dev/Dokumentacja Techniczna.docx
@@ -6376,11 +6376,66 @@
     <w:p>
       <w:pPr>
         <w:pStyle w:val="Nagwek1"/>
-        <w:rPr>
-          <w:lang w:val="en-GB"/>
-        </w:rPr>
       </w:pPr>
       <w:bookmarkStart w:id="16" w:name="_Toc212722058"/>
+      <w:r>
+        <w:t>PL/SQL Debugowanie pakietu</w:t>
+      </w:r>
+    </w:p>
+    <w:p>
+      <w:pPr>
+        <w:spacing w:after="0"/>
+      </w:pPr>
+      <w:proofErr w:type="spellStart"/>
+      <w:r>
+        <w:t>be</w:t>
+      </w:r>
+      <w:bookmarkStart w:id="17" w:name="_GoBack"/>
+      <w:bookmarkEnd w:id="17"/>
+      <w:r>
+        <w:t>gin</w:t>
+      </w:r>
+      <w:proofErr w:type="spellEnd"/>
+      <w:r>
+        <w:t xml:space="preserve"> </w:t>
+      </w:r>
+      <w:proofErr w:type="spellStart"/>
+      <w:r>
+        <w:t>Xxmsz_Tools.insertIntoEventLog</w:t>
+      </w:r>
+      <w:proofErr w:type="spellEnd"/>
+      <w:r>
+        <w:t>('test'||' test'); end;</w:t>
+      </w:r>
+    </w:p>
+    <w:p>
+      <w:pPr>
+        <w:rPr>
+          <w:lang w:val="en-GB"/>
+        </w:rPr>
+      </w:pPr>
+      <w:r>
+        <w:rPr>
+          <w:lang w:val="en-GB"/>
+        </w:rPr>
+        <w:t xml:space="preserve">select * from XXMSZTOOLS_EVENTLOG order by id </w:t>
+      </w:r>
+      <w:proofErr w:type="spellStart"/>
+      <w:r>
+        <w:rPr>
+          <w:lang w:val="en-GB"/>
+        </w:rPr>
+        <w:t>desc</w:t>
+      </w:r>
+      <w:proofErr w:type="spellEnd"/>
+    </w:p>
+    <w:p>
+      <w:pPr>
+        <w:pStyle w:val="Nagwek1"/>
+        <w:rPr>
+          <w:lang w:val="en-GB"/>
+        </w:rPr>
+      </w:pPr>
       <w:proofErr w:type="spellStart"/>
       <w:r>
         <w:rPr>
@@ -6473,7 +6528,7 @@
           <w:lang w:val="en-GB"/>
         </w:rPr>
       </w:pPr>
-      <w:bookmarkStart w:id="17" w:name="_Toc212722059"/>
+      <w:bookmarkStart w:id="18" w:name="_Toc212722059"/>
       <w:r>
         <w:rPr>
           <w:lang w:val="en-GB"/>
@@ -6493,8 +6548,6 @@
         </w:rPr>
         <w:t>Classes owned by me and my team</w:t>
       </w:r>
-      <w:bookmarkStart w:id="18" w:name="_GoBack"/>
-      <w:bookmarkEnd w:id="18"/>
     </w:p>
     <w:tbl>
       <w:tblPr>
@@ -6778,7 +6831,7 @@
         </w:rPr>
         <w:t>Data Model: Group hierarchies</w:t>
       </w:r>
-      <w:bookmarkEnd w:id="17"/>
+      <w:bookmarkEnd w:id="18"/>
     </w:p>
     <w:p>
       <w:pPr>
@@ -7300,7 +7353,6 @@
         <w:rPr>
           <w:lang w:val="en-GB"/>
         </w:rPr>
-        <w:lastRenderedPageBreak/>
         <w:fldChar w:fldCharType="end"/>
       </w:r>
     </w:p>
@@ -9919,6 +9971,7 @@
       <w:bookmarkStart w:id="23" w:name="_Toc113032966"/>
       <w:bookmarkStart w:id="24" w:name="_Toc212722062"/>
       <w:r>
+        <w:lastRenderedPageBreak/>
         <w:t>ZAJECIE</w:t>
       </w:r>
       <w:r>
@@ -10859,16 +10912,7 @@
                 <w:color w:val="000000"/>
                 <w:lang w:eastAsia="pl-PL"/>
               </w:rPr>
-              <w:t xml:space="preserve">GPOD1; </w:t>
-            </w:r>
-            <w:r>
-              <w:rPr>
-                <w:rFonts w:ascii="Calibri" w:eastAsia="Times New Roman" w:hAnsi="Calibri" w:cs="Calibri"/>
-                <w:color w:val="000000"/>
-                <w:lang w:eastAsia="pl-PL"/>
-              </w:rPr>
-              <w:lastRenderedPageBreak/>
-              <w:t>GPOD2</w:t>
+              <w:t>GPOD1; GPOD2</w:t>
             </w:r>
           </w:p>
         </w:tc>
@@ -10901,7 +10945,6 @@
                 <w:color w:val="000000"/>
                 <w:lang w:eastAsia="pl-PL"/>
               </w:rPr>
-              <w:lastRenderedPageBreak/>
               <w:t>POD</w:t>
             </w:r>
           </w:p>
@@ -14591,6 +14634,7 @@
                 <w:color w:val="000000"/>
                 <w:lang w:eastAsia="pl-PL"/>
               </w:rPr>
+              <w:lastRenderedPageBreak/>
               <w:t>10603063</w:t>
             </w:r>
           </w:p>
@@ -15662,7 +15706,6 @@
                 <w:color w:val="000000"/>
                 <w:lang w:eastAsia="pl-PL"/>
               </w:rPr>
-              <w:lastRenderedPageBreak/>
               <w:t>6466713</w:t>
             </w:r>
           </w:p>
@@ -19879,6 +19922,7 @@
     </w:p>
     <w:p>
       <w:r>
+        <w:lastRenderedPageBreak/>
         <w:t>IS_CHILD – jest używane tylko w przypadku 1 (1 z 4)</w:t>
       </w:r>
     </w:p>
@@ -21066,6 +21110,7 @@
               <w:rPr>
                 <w:lang w:val="en-GB"/>
               </w:rPr>
+              <w:lastRenderedPageBreak/>
               <w:t>(</w:t>
             </w:r>
           </w:p>
@@ -21180,7 +21225,6 @@
               <w:rPr>
                 <w:lang w:val="en-GB"/>
               </w:rPr>
-              <w:lastRenderedPageBreak/>
               <w:t xml:space="preserve"> , (select name from groups where id = </w:t>
             </w:r>
             <w:proofErr w:type="spellStart"/>
@@ -24079,7 +24123,7 @@
 </file>
 
 <file path=customXml/itemProps1.xml><?xml version="1.0" encoding="utf-8"?>
-<ds:datastoreItem xmlns:ds="http://schemas.openxmlformats.org/officeDocument/2006/customXml" ds:itemID="{D498C9B2-1390-4436-BE62-8985F0D608A9}">
+<ds:datastoreItem xmlns:ds="http://schemas.openxmlformats.org/officeDocument/2006/customXml" ds:itemID="{FBF42776-9E0B-4840-A1C4-FB9F1478023C}">
   <ds:schemaRefs>
     <ds:schemaRef ds:uri="http://schemas.openxmlformats.org/officeDocument/2006/bibliography"/>
   </ds:schemaRefs>

--- a/cd/doc/techniczna/dev/Dokumentacja Techniczna.docx
+++ b/cd/doc/techniczna/dev/Dokumentacja Techniczna.docx
@@ -34,6 +34,8 @@
         <w:t xml:space="preserve"> Maciej Szymczak</w:t>
       </w:r>
     </w:p>
+    <w:bookmarkStart w:id="0" w:name="_GoBack"/>
+    <w:bookmarkEnd w:id="0"/>
     <w:p>
       <w:pPr>
         <w:pStyle w:val="Spistreci1"/>
@@ -55,12 +57,11 @@
       <w:r>
         <w:fldChar w:fldCharType="separate"/>
       </w:r>
-      <w:hyperlink w:anchor="_Toc212722042" w:history="1">
+      <w:hyperlink w:anchor="_Toc230671234" w:history="1">
         <w:r>
           <w:rPr>
             <w:rStyle w:val="Hipercze"/>
             <w:noProof/>
-            <w:lang w:val="en-GB"/>
           </w:rPr>
           <w:t>Wstęp</w:t>
         </w:r>
@@ -83,7 +84,7 @@
             <w:noProof/>
             <w:webHidden/>
           </w:rPr>
-          <w:instrText xml:space="preserve"> PAGEREF _Toc212722042 \h </w:instrText>
+          <w:instrText xml:space="preserve"> PAGEREF _Toc230671234 \h </w:instrText>
         </w:r>
         <w:r>
           <w:rPr>
@@ -103,7 +104,7 @@
             <w:noProof/>
             <w:webHidden/>
           </w:rPr>
-          <w:t>1</w:t>
+          <w:t>2</w:t>
         </w:r>
         <w:r>
           <w:rPr>
@@ -126,12 +127,11 @@
           <w:lang w:eastAsia="pl-PL"/>
         </w:rPr>
       </w:pPr>
-      <w:hyperlink w:anchor="_Toc212722043" w:history="1">
+      <w:hyperlink w:anchor="_Toc230671235" w:history="1">
         <w:r>
           <w:rPr>
             <w:rStyle w:val="Hipercze"/>
             <w:noProof/>
-            <w:lang w:val="en-GB"/>
           </w:rPr>
           <w:t>Events</w:t>
         </w:r>
@@ -154,7 +154,7 @@
             <w:noProof/>
             <w:webHidden/>
           </w:rPr>
-          <w:instrText xml:space="preserve"> PAGEREF _Toc212722043 \h </w:instrText>
+          <w:instrText xml:space="preserve"> PAGEREF _Toc230671235 \h </w:instrText>
         </w:r>
         <w:r>
           <w:rPr>
@@ -197,7 +197,7 @@
           <w:lang w:eastAsia="pl-PL"/>
         </w:rPr>
       </w:pPr>
-      <w:hyperlink w:anchor="_Toc212722044" w:history="1">
+      <w:hyperlink w:anchor="_Toc230671236" w:history="1">
         <w:r>
           <w:rPr>
             <w:rStyle w:val="Hipercze"/>
@@ -224,7 +224,7 @@
             <w:noProof/>
             <w:webHidden/>
           </w:rPr>
-          <w:instrText xml:space="preserve"> PAGEREF _Toc212722044 \h </w:instrText>
+          <w:instrText xml:space="preserve"> PAGEREF _Toc230671236 \h </w:instrText>
         </w:r>
         <w:r>
           <w:rPr>
@@ -267,7 +267,7 @@
           <w:lang w:eastAsia="pl-PL"/>
         </w:rPr>
       </w:pPr>
-      <w:hyperlink w:anchor="_Toc212722045" w:history="1">
+      <w:hyperlink w:anchor="_Toc230671237" w:history="1">
         <w:r>
           <w:rPr>
             <w:rStyle w:val="Hipercze"/>
@@ -295,7 +295,7 @@
             <w:noProof/>
             <w:webHidden/>
           </w:rPr>
-          <w:instrText xml:space="preserve"> PAGEREF _Toc212722045 \h </w:instrText>
+          <w:instrText xml:space="preserve"> PAGEREF _Toc230671237 \h </w:instrText>
         </w:r>
         <w:r>
           <w:rPr>
@@ -338,7 +338,7 @@
           <w:lang w:eastAsia="pl-PL"/>
         </w:rPr>
       </w:pPr>
-      <w:hyperlink w:anchor="_Toc212722046" w:history="1">
+      <w:hyperlink w:anchor="_Toc230671238" w:history="1">
         <w:r>
           <w:rPr>
             <w:rStyle w:val="Hipercze"/>
@@ -366,7 +366,7 @@
             <w:noProof/>
             <w:webHidden/>
           </w:rPr>
-          <w:instrText xml:space="preserve"> PAGEREF _Toc212722046 \h </w:instrText>
+          <w:instrText xml:space="preserve"> PAGEREF _Toc230671238 \h </w:instrText>
         </w:r>
         <w:r>
           <w:rPr>
@@ -409,11 +409,12 @@
           <w:lang w:eastAsia="pl-PL"/>
         </w:rPr>
       </w:pPr>
-      <w:hyperlink w:anchor="_Toc212722047" w:history="1">
+      <w:hyperlink w:anchor="_Toc230671239" w:history="1">
         <w:r>
           <w:rPr>
             <w:rStyle w:val="Hipercze"/>
             <w:noProof/>
+            <w:lang w:val="en-GB"/>
           </w:rPr>
           <w:t>Zapis i odczyt ustawień w pliku | How to save/load settings</w:t>
         </w:r>
@@ -436,7 +437,7 @@
             <w:noProof/>
             <w:webHidden/>
           </w:rPr>
-          <w:instrText xml:space="preserve"> PAGEREF _Toc212722047 \h </w:instrText>
+          <w:instrText xml:space="preserve"> PAGEREF _Toc230671239 \h </w:instrText>
         </w:r>
         <w:r>
           <w:rPr>
@@ -479,7 +480,7 @@
           <w:lang w:eastAsia="pl-PL"/>
         </w:rPr>
       </w:pPr>
-      <w:hyperlink w:anchor="_Toc212722048" w:history="1">
+      <w:hyperlink w:anchor="_Toc230671240" w:history="1">
         <w:r>
           <w:rPr>
             <w:rStyle w:val="Hipercze"/>
@@ -506,7 +507,7 @@
             <w:noProof/>
             <w:webHidden/>
           </w:rPr>
-          <w:instrText xml:space="preserve"> PAGEREF _Toc212722048 \h </w:instrText>
+          <w:instrText xml:space="preserve"> PAGEREF _Toc230671240 \h </w:instrText>
         </w:r>
         <w:r>
           <w:rPr>
@@ -549,7 +550,7 @@
           <w:lang w:eastAsia="pl-PL"/>
         </w:rPr>
       </w:pPr>
-      <w:hyperlink w:anchor="_Toc212722049" w:history="1">
+      <w:hyperlink w:anchor="_Toc230671241" w:history="1">
         <w:r>
           <w:rPr>
             <w:rStyle w:val="Hipercze"/>
@@ -577,7 +578,7 @@
             <w:noProof/>
             <w:webHidden/>
           </w:rPr>
-          <w:instrText xml:space="preserve"> PAGEREF _Toc212722049 \h </w:instrText>
+          <w:instrText xml:space="preserve"> PAGEREF _Toc230671241 \h </w:instrText>
         </w:r>
         <w:r>
           <w:rPr>
@@ -620,7 +621,7 @@
           <w:lang w:eastAsia="pl-PL"/>
         </w:rPr>
       </w:pPr>
-      <w:hyperlink w:anchor="_Toc212722050" w:history="1">
+      <w:hyperlink w:anchor="_Toc230671242" w:history="1">
         <w:r>
           <w:rPr>
             <w:rStyle w:val="Hipercze"/>
@@ -648,7 +649,7 @@
             <w:noProof/>
             <w:webHidden/>
           </w:rPr>
-          <w:instrText xml:space="preserve"> PAGEREF _Toc212722050 \h </w:instrText>
+          <w:instrText xml:space="preserve"> PAGEREF _Toc230671242 \h </w:instrText>
         </w:r>
         <w:r>
           <w:rPr>
@@ -668,7 +669,7 @@
             <w:noProof/>
             <w:webHidden/>
           </w:rPr>
-          <w:t>3</w:t>
+          <w:t>4</w:t>
         </w:r>
         <w:r>
           <w:rPr>
@@ -691,7 +692,7 @@
           <w:lang w:eastAsia="pl-PL"/>
         </w:rPr>
       </w:pPr>
-      <w:hyperlink w:anchor="_Toc212722051" w:history="1">
+      <w:hyperlink w:anchor="_Toc230671243" w:history="1">
         <w:r>
           <w:rPr>
             <w:rStyle w:val="Hipercze"/>
@@ -719,7 +720,7 @@
             <w:noProof/>
             <w:webHidden/>
           </w:rPr>
-          <w:instrText xml:space="preserve"> PAGEREF _Toc212722051 \h </w:instrText>
+          <w:instrText xml:space="preserve"> PAGEREF _Toc230671243 \h </w:instrText>
         </w:r>
         <w:r>
           <w:rPr>
@@ -739,7 +740,7 @@
             <w:noProof/>
             <w:webHidden/>
           </w:rPr>
-          <w:t>3</w:t>
+          <w:t>4</w:t>
         </w:r>
         <w:r>
           <w:rPr>
@@ -762,12 +763,11 @@
           <w:lang w:eastAsia="pl-PL"/>
         </w:rPr>
       </w:pPr>
-      <w:hyperlink w:anchor="_Toc212722052" w:history="1">
+      <w:hyperlink w:anchor="_Toc230671244" w:history="1">
         <w:r>
           <w:rPr>
             <w:rStyle w:val="Hipercze"/>
             <w:noProof/>
-            <w:lang w:val="en-GB"/>
           </w:rPr>
           <w:t>Pobranie zestawu rekordów | Recordset</w:t>
         </w:r>
@@ -790,7 +790,7 @@
             <w:noProof/>
             <w:webHidden/>
           </w:rPr>
-          <w:instrText xml:space="preserve"> PAGEREF _Toc212722052 \h </w:instrText>
+          <w:instrText xml:space="preserve"> PAGEREF _Toc230671244 \h </w:instrText>
         </w:r>
         <w:r>
           <w:rPr>
@@ -833,7 +833,7 @@
           <w:lang w:eastAsia="pl-PL"/>
         </w:rPr>
       </w:pPr>
-      <w:hyperlink w:anchor="_Toc212722053" w:history="1">
+      <w:hyperlink w:anchor="_Toc230671245" w:history="1">
         <w:r>
           <w:rPr>
             <w:rStyle w:val="Hipercze"/>
@@ -860,7 +860,7 @@
             <w:noProof/>
             <w:webHidden/>
           </w:rPr>
-          <w:instrText xml:space="preserve"> PAGEREF _Toc212722053 \h </w:instrText>
+          <w:instrText xml:space="preserve"> PAGEREF _Toc230671245 \h </w:instrText>
         </w:r>
         <w:r>
           <w:rPr>
@@ -903,7 +903,7 @@
           <w:lang w:eastAsia="pl-PL"/>
         </w:rPr>
       </w:pPr>
-      <w:hyperlink w:anchor="_Toc212722054" w:history="1">
+      <w:hyperlink w:anchor="_Toc230671246" w:history="1">
         <w:r>
           <w:rPr>
             <w:rStyle w:val="Hipercze"/>
@@ -930,7 +930,7 @@
             <w:noProof/>
             <w:webHidden/>
           </w:rPr>
-          <w:instrText xml:space="preserve"> PAGEREF _Toc212722054 \h </w:instrText>
+          <w:instrText xml:space="preserve"> PAGEREF _Toc230671246 \h </w:instrText>
         </w:r>
         <w:r>
           <w:rPr>
@@ -973,7 +973,7 @@
           <w:lang w:eastAsia="pl-PL"/>
         </w:rPr>
       </w:pPr>
-      <w:hyperlink w:anchor="_Toc212722055" w:history="1">
+      <w:hyperlink w:anchor="_Toc230671247" w:history="1">
         <w:r>
           <w:rPr>
             <w:rStyle w:val="Hipercze"/>
@@ -1001,7 +1001,7 @@
             <w:noProof/>
             <w:webHidden/>
           </w:rPr>
-          <w:instrText xml:space="preserve"> PAGEREF _Toc212722055 \h </w:instrText>
+          <w:instrText xml:space="preserve"> PAGEREF _Toc230671247 \h </w:instrText>
         </w:r>
         <w:r>
           <w:rPr>
@@ -1044,7 +1044,7 @@
           <w:lang w:eastAsia="pl-PL"/>
         </w:rPr>
       </w:pPr>
-      <w:hyperlink w:anchor="_Toc212722056" w:history="1">
+      <w:hyperlink w:anchor="_Toc230671248" w:history="1">
         <w:r>
           <w:rPr>
             <w:rStyle w:val="Hipercze"/>
@@ -1072,7 +1072,7 @@
             <w:noProof/>
             <w:webHidden/>
           </w:rPr>
-          <w:instrText xml:space="preserve"> PAGEREF _Toc212722056 \h </w:instrText>
+          <w:instrText xml:space="preserve"> PAGEREF _Toc230671248 \h </w:instrText>
         </w:r>
         <w:r>
           <w:rPr>
@@ -1115,7 +1115,7 @@
           <w:lang w:eastAsia="pl-PL"/>
         </w:rPr>
       </w:pPr>
-      <w:hyperlink w:anchor="_Toc212722057" w:history="1">
+      <w:hyperlink w:anchor="_Toc230671249" w:history="1">
         <w:r>
           <w:rPr>
             <w:rStyle w:val="Hipercze"/>
@@ -1143,7 +1143,7 @@
             <w:noProof/>
             <w:webHidden/>
           </w:rPr>
-          <w:instrText xml:space="preserve"> PAGEREF _Toc212722057 \h </w:instrText>
+          <w:instrText xml:space="preserve"> PAGEREF _Toc230671249 \h </w:instrText>
         </w:r>
         <w:r>
           <w:rPr>
@@ -1186,14 +1186,13 @@
           <w:lang w:eastAsia="pl-PL"/>
         </w:rPr>
       </w:pPr>
-      <w:hyperlink w:anchor="_Toc212722058" w:history="1">
+      <w:hyperlink w:anchor="_Toc230671250" w:history="1">
         <w:r>
           <w:rPr>
             <w:rStyle w:val="Hipercze"/>
             <w:noProof/>
-            <w:lang w:val="en-GB"/>
-          </w:rPr>
-          <w:t>Wyświetlanie wyjątku | Exceptions</w:t>
+          </w:rPr>
+          <w:t>PL/SQL Debugowanie pakietu</w:t>
         </w:r>
         <w:r>
           <w:rPr>
@@ -1214,7 +1213,7 @@
             <w:noProof/>
             <w:webHidden/>
           </w:rPr>
-          <w:instrText xml:space="preserve"> PAGEREF _Toc212722058 \h </w:instrText>
+          <w:instrText xml:space="preserve"> PAGEREF _Toc230671250 \h </w:instrText>
         </w:r>
         <w:r>
           <w:rPr>
@@ -1257,13 +1256,155 @@
           <w:lang w:eastAsia="pl-PL"/>
         </w:rPr>
       </w:pPr>
-      <w:hyperlink w:anchor="_Toc212722059" w:history="1">
+      <w:hyperlink w:anchor="_Toc230671251" w:history="1">
         <w:r>
           <w:rPr>
             <w:rStyle w:val="Hipercze"/>
             <w:noProof/>
             <w:lang w:val="en-GB"/>
           </w:rPr>
+          <w:t>Wyświetlanie wyjątku | Exceptions</w:t>
+        </w:r>
+        <w:r>
+          <w:rPr>
+            <w:noProof/>
+            <w:webHidden/>
+          </w:rPr>
+          <w:tab/>
+        </w:r>
+        <w:r>
+          <w:rPr>
+            <w:noProof/>
+            <w:webHidden/>
+          </w:rPr>
+          <w:fldChar w:fldCharType="begin"/>
+        </w:r>
+        <w:r>
+          <w:rPr>
+            <w:noProof/>
+            <w:webHidden/>
+          </w:rPr>
+          <w:instrText xml:space="preserve"> PAGEREF _Toc230671251 \h </w:instrText>
+        </w:r>
+        <w:r>
+          <w:rPr>
+            <w:noProof/>
+            <w:webHidden/>
+          </w:rPr>
+        </w:r>
+        <w:r>
+          <w:rPr>
+            <w:noProof/>
+            <w:webHidden/>
+          </w:rPr>
+          <w:fldChar w:fldCharType="separate"/>
+        </w:r>
+        <w:r>
+          <w:rPr>
+            <w:noProof/>
+            <w:webHidden/>
+          </w:rPr>
+          <w:t>7</w:t>
+        </w:r>
+        <w:r>
+          <w:rPr>
+            <w:noProof/>
+            <w:webHidden/>
+          </w:rPr>
+          <w:fldChar w:fldCharType="end"/>
+        </w:r>
+      </w:hyperlink>
+    </w:p>
+    <w:p>
+      <w:pPr>
+        <w:pStyle w:val="Spistreci1"/>
+        <w:tabs>
+          <w:tab w:val="right" w:leader="dot" w:pos="9062"/>
+        </w:tabs>
+        <w:rPr>
+          <w:rFonts w:eastAsiaTheme="minorEastAsia"/>
+          <w:noProof/>
+          <w:lang w:eastAsia="pl-PL"/>
+        </w:rPr>
+      </w:pPr>
+      <w:hyperlink w:anchor="_Toc230671252" w:history="1">
+        <w:r>
+          <w:rPr>
+            <w:rStyle w:val="Hipercze"/>
+            <w:noProof/>
+            <w:lang w:val="en-GB"/>
+          </w:rPr>
+          <w:t>SQL Snippets</w:t>
+        </w:r>
+        <w:r>
+          <w:rPr>
+            <w:noProof/>
+            <w:webHidden/>
+          </w:rPr>
+          <w:tab/>
+        </w:r>
+        <w:r>
+          <w:rPr>
+            <w:noProof/>
+            <w:webHidden/>
+          </w:rPr>
+          <w:fldChar w:fldCharType="begin"/>
+        </w:r>
+        <w:r>
+          <w:rPr>
+            <w:noProof/>
+            <w:webHidden/>
+          </w:rPr>
+          <w:instrText xml:space="preserve"> PAGEREF _Toc230671252 \h </w:instrText>
+        </w:r>
+        <w:r>
+          <w:rPr>
+            <w:noProof/>
+            <w:webHidden/>
+          </w:rPr>
+        </w:r>
+        <w:r>
+          <w:rPr>
+            <w:noProof/>
+            <w:webHidden/>
+          </w:rPr>
+          <w:fldChar w:fldCharType="separate"/>
+        </w:r>
+        <w:r>
+          <w:rPr>
+            <w:noProof/>
+            <w:webHidden/>
+          </w:rPr>
+          <w:t>7</w:t>
+        </w:r>
+        <w:r>
+          <w:rPr>
+            <w:noProof/>
+            <w:webHidden/>
+          </w:rPr>
+          <w:fldChar w:fldCharType="end"/>
+        </w:r>
+      </w:hyperlink>
+    </w:p>
+    <w:p>
+      <w:pPr>
+        <w:pStyle w:val="Spistreci1"/>
+        <w:tabs>
+          <w:tab w:val="right" w:leader="dot" w:pos="9062"/>
+        </w:tabs>
+        <w:rPr>
+          <w:rFonts w:eastAsiaTheme="minorEastAsia"/>
+          <w:noProof/>
+          <w:lang w:eastAsia="pl-PL"/>
+        </w:rPr>
+      </w:pPr>
+      <w:hyperlink w:anchor="_Toc230671253" w:history="1">
+        <w:r>
+          <w:rPr>
+            <w:rStyle w:val="Hipercze"/>
+            <w:noProof/>
+            <w:lang w:val="en-GB"/>
+          </w:rPr>
           <w:t>Załącznik: Model danych- hierarchie | Data Model: Group hierarchies</w:t>
         </w:r>
         <w:r>
@@ -1285,7 +1426,7 @@
             <w:noProof/>
             <w:webHidden/>
           </w:rPr>
-          <w:instrText xml:space="preserve"> PAGEREF _Toc212722059 \h </w:instrText>
+          <w:instrText xml:space="preserve"> PAGEREF _Toc230671253 \h </w:instrText>
         </w:r>
         <w:r>
           <w:rPr>
@@ -1305,7 +1446,7 @@
             <w:noProof/>
             <w:webHidden/>
           </w:rPr>
-          <w:t>7</w:t>
+          <w:t>8</w:t>
         </w:r>
         <w:r>
           <w:rPr>
@@ -1328,7 +1469,7 @@
           <w:lang w:eastAsia="pl-PL"/>
         </w:rPr>
       </w:pPr>
-      <w:hyperlink w:anchor="_Toc212722060" w:history="1">
+      <w:hyperlink w:anchor="_Toc230671254" w:history="1">
         <w:r>
           <w:rPr>
             <w:rStyle w:val="Hipercze"/>
@@ -1356,7 +1497,7 @@
             <w:noProof/>
             <w:webHidden/>
           </w:rPr>
-          <w:instrText xml:space="preserve"> PAGEREF _Toc212722060 \h </w:instrText>
+          <w:instrText xml:space="preserve"> PAGEREF _Toc230671254 \h </w:instrText>
         </w:r>
         <w:r>
           <w:rPr>
@@ -1376,7 +1517,7 @@
             <w:noProof/>
             <w:webHidden/>
           </w:rPr>
-          <w:t>7</w:t>
+          <w:t>8</w:t>
         </w:r>
         <w:r>
           <w:rPr>
@@ -1399,7 +1540,7 @@
           <w:lang w:eastAsia="pl-PL"/>
         </w:rPr>
       </w:pPr>
-      <w:hyperlink w:anchor="_Toc212722061" w:history="1">
+      <w:hyperlink w:anchor="_Toc230671255" w:history="1">
         <w:r>
           <w:rPr>
             <w:rStyle w:val="Hipercze"/>
@@ -1426,7 +1567,7 @@
             <w:noProof/>
             <w:webHidden/>
           </w:rPr>
-          <w:instrText xml:space="preserve"> PAGEREF _Toc212722061 \h </w:instrText>
+          <w:instrText xml:space="preserve"> PAGEREF _Toc230671255 \h </w:instrText>
         </w:r>
         <w:r>
           <w:rPr>
@@ -1469,7 +1610,7 @@
           <w:lang w:eastAsia="pl-PL"/>
         </w:rPr>
       </w:pPr>
-      <w:hyperlink w:anchor="_Toc212722062" w:history="1">
+      <w:hyperlink w:anchor="_Toc230671256" w:history="1">
         <w:r>
           <w:rPr>
             <w:rStyle w:val="Hipercze"/>
@@ -1496,7 +1637,7 @@
             <w:noProof/>
             <w:webHidden/>
           </w:rPr>
-          <w:instrText xml:space="preserve"> PAGEREF _Toc212722062 \h </w:instrText>
+          <w:instrText xml:space="preserve"> PAGEREF _Toc230671256 \h </w:instrText>
         </w:r>
         <w:r>
           <w:rPr>
@@ -1516,7 +1657,7 @@
             <w:noProof/>
             <w:webHidden/>
           </w:rPr>
-          <w:t>8</w:t>
+          <w:t>9</w:t>
         </w:r>
         <w:r>
           <w:rPr>
@@ -1539,7 +1680,7 @@
           <w:lang w:eastAsia="pl-PL"/>
         </w:rPr>
       </w:pPr>
-      <w:hyperlink w:anchor="_Toc212722063" w:history="1">
+      <w:hyperlink w:anchor="_Toc230671257" w:history="1">
         <w:r>
           <w:rPr>
             <w:rStyle w:val="Hipercze"/>
@@ -1566,7 +1707,7 @@
             <w:noProof/>
             <w:webHidden/>
           </w:rPr>
-          <w:instrText xml:space="preserve"> PAGEREF _Toc212722063 \h </w:instrText>
+          <w:instrText xml:space="preserve"> PAGEREF _Toc230671257 \h </w:instrText>
         </w:r>
         <w:r>
           <w:rPr>
@@ -1609,7 +1750,7 @@
           <w:lang w:eastAsia="pl-PL"/>
         </w:rPr>
       </w:pPr>
-      <w:hyperlink w:anchor="_Toc212722064" w:history="1">
+      <w:hyperlink w:anchor="_Toc230671258" w:history="1">
         <w:r>
           <w:rPr>
             <w:rStyle w:val="Hipercze"/>
@@ -1636,7 +1777,7 @@
             <w:noProof/>
             <w:webHidden/>
           </w:rPr>
-          <w:instrText xml:space="preserve"> PAGEREF _Toc212722064 \h </w:instrText>
+          <w:instrText xml:space="preserve"> PAGEREF _Toc230671258 \h </w:instrText>
         </w:r>
         <w:r>
           <w:rPr>
@@ -1679,7 +1820,7 @@
           <w:lang w:eastAsia="pl-PL"/>
         </w:rPr>
       </w:pPr>
-      <w:hyperlink w:anchor="_Toc212722065" w:history="1">
+      <w:hyperlink w:anchor="_Toc230671259" w:history="1">
         <w:r>
           <w:rPr>
             <w:rStyle w:val="Hipercze"/>
@@ -1706,7 +1847,7 @@
             <w:noProof/>
             <w:webHidden/>
           </w:rPr>
-          <w:instrText xml:space="preserve"> PAGEREF _Toc212722065 \h </w:instrText>
+          <w:instrText xml:space="preserve"> PAGEREF _Toc230671259 \h </w:instrText>
         </w:r>
         <w:r>
           <w:rPr>
@@ -1726,7 +1867,7 @@
             <w:noProof/>
             <w:webHidden/>
           </w:rPr>
-          <w:t>9</w:t>
+          <w:t>10</w:t>
         </w:r>
         <w:r>
           <w:rPr>
@@ -1749,7 +1890,7 @@
           <w:lang w:eastAsia="pl-PL"/>
         </w:rPr>
       </w:pPr>
-      <w:hyperlink w:anchor="_Toc212722066" w:history="1">
+      <w:hyperlink w:anchor="_Toc230671260" w:history="1">
         <w:r>
           <w:rPr>
             <w:rStyle w:val="Hipercze"/>
@@ -1776,7 +1917,7 @@
             <w:noProof/>
             <w:webHidden/>
           </w:rPr>
-          <w:instrText xml:space="preserve"> PAGEREF _Toc212722066 \h </w:instrText>
+          <w:instrText xml:space="preserve"> PAGEREF _Toc230671260 \h </w:instrText>
         </w:r>
         <w:r>
           <w:rPr>
@@ -1796,7 +1937,7 @@
             <w:noProof/>
             <w:webHidden/>
           </w:rPr>
-          <w:t>10</w:t>
+          <w:t>11</w:t>
         </w:r>
         <w:r>
           <w:rPr>
@@ -1819,7 +1960,7 @@
           <w:lang w:eastAsia="pl-PL"/>
         </w:rPr>
       </w:pPr>
-      <w:hyperlink w:anchor="_Toc212722067" w:history="1">
+      <w:hyperlink w:anchor="_Toc230671261" w:history="1">
         <w:r>
           <w:rPr>
             <w:rStyle w:val="Hipercze"/>
@@ -1846,7 +1987,7 @@
             <w:noProof/>
             <w:webHidden/>
           </w:rPr>
-          <w:instrText xml:space="preserve"> PAGEREF _Toc212722067 \h </w:instrText>
+          <w:instrText xml:space="preserve"> PAGEREF _Toc230671261 \h </w:instrText>
         </w:r>
         <w:r>
           <w:rPr>
@@ -1866,7 +2007,7 @@
             <w:noProof/>
             <w:webHidden/>
           </w:rPr>
-          <w:t>11</w:t>
+          <w:t>12</w:t>
         </w:r>
         <w:r>
           <w:rPr>
@@ -1886,11 +2027,12 @@
       <w:pPr>
         <w:pStyle w:val="Nagwek1"/>
       </w:pPr>
-      <w:bookmarkStart w:id="0" w:name="_Toc212722042"/>
-      <w:r>
+      <w:bookmarkStart w:id="1" w:name="_Toc230671234"/>
+      <w:r>
+        <w:lastRenderedPageBreak/>
         <w:t>Wstęp</w:t>
       </w:r>
-      <w:bookmarkEnd w:id="0"/>
+      <w:bookmarkEnd w:id="1"/>
     </w:p>
     <w:p>
       <w:r>
@@ -1902,7 +2044,6 @@
     </w:p>
     <w:p>
       <w:r>
-        <w:lastRenderedPageBreak/>
         <w:t>Przed rozpoczęciem czytania tego dokumentu zaleca si</w:t>
       </w:r>
       <w:r>
@@ -1973,12 +2114,12 @@
       <w:pPr>
         <w:pStyle w:val="Nagwek2"/>
       </w:pPr>
-      <w:bookmarkStart w:id="1" w:name="_Toc212722043"/>
+      <w:bookmarkStart w:id="2" w:name="_Toc230671235"/>
       <w:proofErr w:type="spellStart"/>
       <w:r>
         <w:t>Events</w:t>
       </w:r>
-      <w:bookmarkEnd w:id="1"/>
+      <w:bookmarkEnd w:id="2"/>
       <w:proofErr w:type="spellEnd"/>
     </w:p>
     <w:p>
@@ -1993,7 +2134,7 @@
       <w:pPr>
         <w:pStyle w:val="Nagwek3"/>
       </w:pPr>
-      <w:bookmarkStart w:id="2" w:name="_Toc212722044"/>
+      <w:bookmarkStart w:id="3" w:name="_Toc230671236"/>
       <w:proofErr w:type="spellStart"/>
       <w:r>
         <w:t>Initial</w:t>
@@ -2006,7 +2147,7 @@
       <w:r>
         <w:t>sequence</w:t>
       </w:r>
-      <w:bookmarkEnd w:id="2"/>
+      <w:bookmarkEnd w:id="3"/>
       <w:proofErr w:type="spellEnd"/>
     </w:p>
     <w:p>
@@ -2069,7 +2210,15 @@
             <w:rStyle w:val="Hipercze"/>
             <w:lang w:val="en-GB"/>
           </w:rPr>
-          <w:t>https://www.planttext.com/?text=NP71ReCm38RlF4LkspZq0IPLwc1Y5wgYjI-G4aEjEJ5o4bLx-oKDJDCu-V_ui9rmy45BiEYCrKjLFRLi5ntmIg3k66xg9FEH3QYggbN7OiytlgUwLhde1E02OdtV4evV6JSzp-YsMAiKsUMgLc_lfvQTWp4WkzrfWPLFY_0isfuX17Iptn5haym9voWwoyMxHYHp11TBD9PD97ZOnxJx0xRQvSNKwrvT94A1VJA6I0i6bPxdv3IvLQi9dD6odpHvU2bkrm9HhxyvXft09E1l9PNN8rkhdUdHmI0yWlTfuyT1FOG11DaKiVai7__UH6P_fnPMgtN8e1sGts1g5fSFGRE1jTk6_kNYTqZKn13IVLM7D6FzgJy0</w:t>
+          <w:t>https://www.planttext.com/?text=NP71ReCm38RlF4LkspZq0IPLwc1Y5wgYjI-G4aEjEJ5o4bLx-oKDJDCu-V_ui9rmy45BiEYCrKjLFRLi5ntmIg3k66xg9FEH3QYggbN7OiytlgUwLhde1E02OdtV4evV6JSzp-</w:t>
+        </w:r>
+        <w:r>
+          <w:rPr>
+            <w:rStyle w:val="Hipercze"/>
+            <w:lang w:val="en-GB"/>
+          </w:rPr>
+          <w:lastRenderedPageBreak/>
+          <w:t>YsMAiKsUMgLc_lfvQTWp4WkzrfWPLFY_0isfuX17Iptn5haym9voWwoyMxHYHp11TBD9PD97ZOnxJx0xRQvSNKwrvT94A1VJA6I0i6bPxdv3IvLQi9dD6odpHvU2bkrm9HhxyvXft09E1l9PNN8rkhdUdHmI0yWlTfuyT1FOG11DaKiVai7__UH6P_fnPMgtN8e1sGts1g5fSFGRE1jTk6_kNYTqZKn13IVLM7D6FzgJy0</w:t>
         </w:r>
       </w:hyperlink>
     </w:p>
@@ -2087,7 +2236,7 @@
           <w:lang w:val="en-GB"/>
         </w:rPr>
       </w:pPr>
-      <w:bookmarkStart w:id="3" w:name="_Toc212722045"/>
+      <w:bookmarkStart w:id="4" w:name="_Toc230671237"/>
       <w:proofErr w:type="spellStart"/>
       <w:r>
         <w:rPr>
@@ -2148,7 +2297,7 @@
         </w:rPr>
         <w:t>Grid refresh</w:t>
       </w:r>
-      <w:bookmarkEnd w:id="3"/>
+      <w:bookmarkEnd w:id="4"/>
     </w:p>
     <w:p>
       <w:pPr>
@@ -2292,7 +2441,7 @@
           <w:lang w:val="en-GB"/>
         </w:rPr>
       </w:pPr>
-      <w:bookmarkStart w:id="4" w:name="_Toc212722046"/>
+      <w:bookmarkStart w:id="5" w:name="_Toc230671238"/>
       <w:proofErr w:type="spellStart"/>
       <w:r>
         <w:rPr>
@@ -2339,7 +2488,7 @@
         </w:rPr>
         <w:t>Cache</w:t>
       </w:r>
-      <w:bookmarkEnd w:id="4"/>
+      <w:bookmarkEnd w:id="5"/>
     </w:p>
     <w:p>
       <w:pPr>
@@ -2546,7 +2695,7 @@
           <w:lang w:val="en-GB"/>
         </w:rPr>
       </w:pPr>
-      <w:bookmarkStart w:id="5" w:name="_Toc212722047"/>
+      <w:bookmarkStart w:id="6" w:name="_Toc230671239"/>
       <w:proofErr w:type="spellStart"/>
       <w:r>
         <w:rPr>
@@ -2647,7 +2796,7 @@
         </w:rPr>
         <w:t xml:space="preserve"> settings</w:t>
       </w:r>
-      <w:bookmarkEnd w:id="5"/>
+      <w:bookmarkEnd w:id="6"/>
     </w:p>
     <w:p>
       <w:pPr>
@@ -2786,7 +2935,7 @@
       <w:pPr>
         <w:pStyle w:val="Nagwek3"/>
       </w:pPr>
-      <w:bookmarkStart w:id="6" w:name="_Toc212722048"/>
+      <w:bookmarkStart w:id="7" w:name="_Toc230671240"/>
       <w:r>
         <w:t xml:space="preserve">Ustawienia dla </w:t>
       </w:r>
@@ -2805,167 +2954,6 @@
       <w:proofErr w:type="spellEnd"/>
       <w:r>
         <w:t xml:space="preserve"> for Matrix</w:t>
-      </w:r>
-      <w:bookmarkEnd w:id="6"/>
-    </w:p>
-    <w:p>
-      <w:pPr>
-        <w:spacing w:after="0"/>
-        <w:rPr>
-          <w:lang w:val="en-GB"/>
-        </w:rPr>
-      </w:pPr>
-      <w:r>
-        <w:rPr>
-          <w:lang w:val="en-GB"/>
-        </w:rPr>
-        <w:t xml:space="preserve">procedure </w:t>
-      </w:r>
-      <w:proofErr w:type="spellStart"/>
-      <w:r>
-        <w:rPr>
-          <w:lang w:val="en-GB"/>
-        </w:rPr>
-        <w:t>TFMatrix.LoadFromIni</w:t>
-      </w:r>
-      <w:proofErr w:type="spellEnd"/>
-      <w:r>
-        <w:rPr>
-          <w:lang w:val="en-GB"/>
-        </w:rPr>
-        <w:t xml:space="preserve"> ( </w:t>
-      </w:r>
-      <w:proofErr w:type="spellStart"/>
-      <w:r>
-        <w:rPr>
-          <w:lang w:val="en-GB"/>
-        </w:rPr>
-        <w:t>inifilename</w:t>
-      </w:r>
-      <w:proofErr w:type="spellEnd"/>
-      <w:r>
-        <w:rPr>
-          <w:lang w:val="en-GB"/>
-        </w:rPr>
-        <w:t xml:space="preserve"> : </w:t>
-      </w:r>
-      <w:proofErr w:type="spellStart"/>
-      <w:r>
-        <w:rPr>
-          <w:lang w:val="en-GB"/>
-        </w:rPr>
-        <w:t>tfilename</w:t>
-      </w:r>
-      <w:proofErr w:type="spellEnd"/>
-      <w:r>
-        <w:rPr>
-          <w:lang w:val="en-GB"/>
-        </w:rPr>
-        <w:t xml:space="preserve"> );</w:t>
-      </w:r>
-    </w:p>
-    <w:p>
-      <w:pPr>
-        <w:rPr>
-          <w:lang w:val="en-GB"/>
-        </w:rPr>
-      </w:pPr>
-      <w:r>
-        <w:rPr>
-          <w:lang w:val="en-GB"/>
-        </w:rPr>
-        <w:t xml:space="preserve">procedure </w:t>
-      </w:r>
-      <w:proofErr w:type="spellStart"/>
-      <w:r>
-        <w:rPr>
-          <w:lang w:val="en-GB"/>
-        </w:rPr>
-        <w:t>TFMatrix.saveToIni</w:t>
-      </w:r>
-      <w:proofErr w:type="spellEnd"/>
-      <w:r>
-        <w:rPr>
-          <w:lang w:val="en-GB"/>
-        </w:rPr>
-        <w:t xml:space="preserve"> ( </w:t>
-      </w:r>
-      <w:proofErr w:type="spellStart"/>
-      <w:r>
-        <w:rPr>
-          <w:lang w:val="en-GB"/>
-        </w:rPr>
-        <w:t>inifilename</w:t>
-      </w:r>
-      <w:proofErr w:type="spellEnd"/>
-      <w:r>
-        <w:rPr>
-          <w:lang w:val="en-GB"/>
-        </w:rPr>
-        <w:t xml:space="preserve"> : </w:t>
-      </w:r>
-      <w:proofErr w:type="spellStart"/>
-      <w:r>
-        <w:rPr>
-          <w:lang w:val="en-GB"/>
-        </w:rPr>
-        <w:t>tfilename</w:t>
-      </w:r>
-      <w:proofErr w:type="spellEnd"/>
-      <w:r>
-        <w:rPr>
-          <w:lang w:val="en-GB"/>
-        </w:rPr>
-        <w:t xml:space="preserve"> );</w:t>
-      </w:r>
-    </w:p>
-    <w:p>
-      <w:pPr>
-        <w:pStyle w:val="Nagwek3"/>
-        <w:rPr>
-          <w:lang w:val="en-GB"/>
-        </w:rPr>
-      </w:pPr>
-      <w:bookmarkStart w:id="7" w:name="_Toc212722049"/>
-      <w:proofErr w:type="spellStart"/>
-      <w:r>
-        <w:rPr>
-          <w:lang w:val="en-GB"/>
-        </w:rPr>
-        <w:t>Ustawienia</w:t>
-      </w:r>
-      <w:proofErr w:type="spellEnd"/>
-      <w:r>
-        <w:rPr>
-          <w:lang w:val="en-GB"/>
-        </w:rPr>
-        <w:t xml:space="preserve"> </w:t>
-      </w:r>
-      <w:proofErr w:type="spellStart"/>
-      <w:r>
-        <w:rPr>
-          <w:lang w:val="en-GB"/>
-        </w:rPr>
-        <w:t>wy</w:t>
-      </w:r>
-      <w:r>
-        <w:rPr>
-          <w:lang w:val="en-GB"/>
-        </w:rPr>
-        <w:t>druku</w:t>
-      </w:r>
-      <w:proofErr w:type="spellEnd"/>
-      <w:r>
-        <w:rPr>
-          <w:lang w:val="en-GB"/>
-        </w:rPr>
-        <w:t xml:space="preserve"> | </w:t>
-      </w:r>
-      <w:r>
-        <w:rPr>
-          <w:lang w:val="en-GB"/>
-        </w:rPr>
-        <w:t>Settings for traditional printing (Menu | Print)</w:t>
       </w:r>
       <w:bookmarkEnd w:id="7"/>
     </w:p>
@@ -2980,32 +2968,155 @@
         <w:rPr>
           <w:lang w:val="en-GB"/>
         </w:rPr>
-        <w:t xml:space="preserve">Settings in kept in files A3, A4 </w:t>
-      </w:r>
-      <w:r>
-        <w:rPr>
-          <w:lang w:val="en-GB"/>
-        </w:rPr>
-        <w:t xml:space="preserve">(without extension) </w:t>
-      </w:r>
-      <w:r>
-        <w:rPr>
-          <w:lang w:val="en-GB"/>
-        </w:rPr>
-        <w:t xml:space="preserve">in path </w:t>
-      </w:r>
-      <w:r>
-        <w:rPr>
-          <w:lang w:val="en-GB"/>
-        </w:rPr>
-        <w:t>C:\Users\Maciek\Planowanie\documents</w:t>
-      </w:r>
-      <w:r>
-        <w:rPr>
-          <w:lang w:val="en-GB"/>
-        </w:rPr>
-        <w:t>.</w:t>
-      </w:r>
+        <w:t xml:space="preserve">procedure </w:t>
+      </w:r>
+      <w:proofErr w:type="spellStart"/>
+      <w:r>
+        <w:rPr>
+          <w:lang w:val="en-GB"/>
+        </w:rPr>
+        <w:t>TFMatrix.LoadFromIni</w:t>
+      </w:r>
+      <w:proofErr w:type="spellEnd"/>
+      <w:r>
+        <w:rPr>
+          <w:lang w:val="en-GB"/>
+        </w:rPr>
+        <w:t xml:space="preserve"> ( </w:t>
+      </w:r>
+      <w:proofErr w:type="spellStart"/>
+      <w:r>
+        <w:rPr>
+          <w:lang w:val="en-GB"/>
+        </w:rPr>
+        <w:t>inifilename</w:t>
+      </w:r>
+      <w:proofErr w:type="spellEnd"/>
+      <w:r>
+        <w:rPr>
+          <w:lang w:val="en-GB"/>
+        </w:rPr>
+        <w:t xml:space="preserve"> : </w:t>
+      </w:r>
+      <w:proofErr w:type="spellStart"/>
+      <w:r>
+        <w:rPr>
+          <w:lang w:val="en-GB"/>
+        </w:rPr>
+        <w:t>tfilename</w:t>
+      </w:r>
+      <w:proofErr w:type="spellEnd"/>
+      <w:r>
+        <w:rPr>
+          <w:lang w:val="en-GB"/>
+        </w:rPr>
+        <w:t xml:space="preserve"> );</w:t>
+      </w:r>
+    </w:p>
+    <w:p>
+      <w:pPr>
+        <w:rPr>
+          <w:lang w:val="en-GB"/>
+        </w:rPr>
+      </w:pPr>
+      <w:r>
+        <w:rPr>
+          <w:lang w:val="en-GB"/>
+        </w:rPr>
+        <w:t xml:space="preserve">procedure </w:t>
+      </w:r>
+      <w:proofErr w:type="spellStart"/>
+      <w:r>
+        <w:rPr>
+          <w:lang w:val="en-GB"/>
+        </w:rPr>
+        <w:t>TFMatrix.saveToIni</w:t>
+      </w:r>
+      <w:proofErr w:type="spellEnd"/>
+      <w:r>
+        <w:rPr>
+          <w:lang w:val="en-GB"/>
+        </w:rPr>
+        <w:t xml:space="preserve"> ( </w:t>
+      </w:r>
+      <w:proofErr w:type="spellStart"/>
+      <w:r>
+        <w:rPr>
+          <w:lang w:val="en-GB"/>
+        </w:rPr>
+        <w:t>inifilename</w:t>
+      </w:r>
+      <w:proofErr w:type="spellEnd"/>
+      <w:r>
+        <w:rPr>
+          <w:lang w:val="en-GB"/>
+        </w:rPr>
+        <w:t xml:space="preserve"> : </w:t>
+      </w:r>
+      <w:proofErr w:type="spellStart"/>
+      <w:r>
+        <w:rPr>
+          <w:lang w:val="en-GB"/>
+        </w:rPr>
+        <w:t>tfilename</w:t>
+      </w:r>
+      <w:proofErr w:type="spellEnd"/>
+      <w:r>
+        <w:rPr>
+          <w:lang w:val="en-GB"/>
+        </w:rPr>
+        <w:t xml:space="preserve"> );</w:t>
+      </w:r>
+    </w:p>
+    <w:p>
+      <w:pPr>
+        <w:pStyle w:val="Nagwek3"/>
+        <w:rPr>
+          <w:lang w:val="en-GB"/>
+        </w:rPr>
+      </w:pPr>
+      <w:bookmarkStart w:id="8" w:name="_Toc230671241"/>
+      <w:proofErr w:type="spellStart"/>
+      <w:r>
+        <w:rPr>
+          <w:lang w:val="en-GB"/>
+        </w:rPr>
+        <w:t>Ustawienia</w:t>
+      </w:r>
+      <w:proofErr w:type="spellEnd"/>
+      <w:r>
+        <w:rPr>
+          <w:lang w:val="en-GB"/>
+        </w:rPr>
+        <w:t xml:space="preserve"> </w:t>
+      </w:r>
+      <w:proofErr w:type="spellStart"/>
+      <w:r>
+        <w:rPr>
+          <w:lang w:val="en-GB"/>
+        </w:rPr>
+        <w:t>wy</w:t>
+      </w:r>
+      <w:r>
+        <w:rPr>
+          <w:lang w:val="en-GB"/>
+        </w:rPr>
+        <w:t>druku</w:t>
+      </w:r>
+      <w:proofErr w:type="spellEnd"/>
+      <w:r>
+        <w:rPr>
+          <w:lang w:val="en-GB"/>
+        </w:rPr>
+        <w:t xml:space="preserve"> | </w:t>
+      </w:r>
+      <w:r>
+        <w:rPr>
+          <w:lang w:val="en-GB"/>
+        </w:rPr>
+        <w:t>Settings for traditional printing (Menu | Print)</w:t>
+      </w:r>
+      <w:bookmarkEnd w:id="8"/>
     </w:p>
     <w:p>
       <w:pPr>
@@ -3018,21 +3129,31 @@
         <w:rPr>
           <w:lang w:val="en-GB"/>
         </w:rPr>
-        <w:t>Settings is in .</w:t>
-      </w:r>
-      <w:proofErr w:type="spellStart"/>
-      <w:r>
-        <w:rPr>
-          <w:lang w:val="en-GB"/>
-        </w:rPr>
-        <w:t>ini</w:t>
-      </w:r>
-      <w:proofErr w:type="spellEnd"/>
-      <w:r>
-        <w:rPr>
-          <w:lang w:val="en-GB"/>
-        </w:rPr>
-        <w:t xml:space="preserve"> format.</w:t>
+        <w:t xml:space="preserve">Settings in kept in files A3, A4 </w:t>
+      </w:r>
+      <w:r>
+        <w:rPr>
+          <w:lang w:val="en-GB"/>
+        </w:rPr>
+        <w:t xml:space="preserve">(without extension) </w:t>
+      </w:r>
+      <w:r>
+        <w:rPr>
+          <w:lang w:val="en-GB"/>
+        </w:rPr>
+        <w:t xml:space="preserve">in path </w:t>
+      </w:r>
+      <w:r>
+        <w:rPr>
+          <w:lang w:val="en-GB"/>
+        </w:rPr>
+        <w:t>C:\Users\Maciek\Planowanie\documents</w:t>
+      </w:r>
+      <w:r>
+        <w:rPr>
+          <w:lang w:val="en-GB"/>
+        </w:rPr>
+        <w:t>.</w:t>
       </w:r>
     </w:p>
     <w:p>
@@ -3046,6 +3167,34 @@
         <w:rPr>
           <w:lang w:val="en-GB"/>
         </w:rPr>
+        <w:t>Settings is in .</w:t>
+      </w:r>
+      <w:proofErr w:type="spellStart"/>
+      <w:r>
+        <w:rPr>
+          <w:lang w:val="en-GB"/>
+        </w:rPr>
+        <w:t>ini</w:t>
+      </w:r>
+      <w:proofErr w:type="spellEnd"/>
+      <w:r>
+        <w:rPr>
+          <w:lang w:val="en-GB"/>
+        </w:rPr>
+        <w:t xml:space="preserve"> format.</w:t>
+      </w:r>
+    </w:p>
+    <w:p>
+      <w:pPr>
+        <w:spacing w:after="0"/>
+        <w:rPr>
+          <w:lang w:val="en-GB"/>
+        </w:rPr>
+      </w:pPr>
+      <w:r>
+        <w:rPr>
+          <w:lang w:val="en-GB"/>
+        </w:rPr>
         <w:t xml:space="preserve">On first program execution, files are copied from the path </w:t>
       </w:r>
       <w:proofErr w:type="spellStart"/>
@@ -3083,12 +3232,13 @@
           <w:lang w:val="en-GB"/>
         </w:rPr>
       </w:pPr>
-      <w:bookmarkStart w:id="8" w:name="_Toc212722050"/>
+      <w:bookmarkStart w:id="9" w:name="_Toc230671242"/>
       <w:proofErr w:type="spellStart"/>
       <w:r>
         <w:rPr>
           <w:lang w:val="en-GB"/>
         </w:rPr>
+        <w:lastRenderedPageBreak/>
         <w:t>Komunikcja</w:t>
       </w:r>
       <w:proofErr w:type="spellEnd"/>
@@ -3124,7 +3274,7 @@
         </w:rPr>
         <w:t>Database</w:t>
       </w:r>
-      <w:bookmarkEnd w:id="8"/>
+      <w:bookmarkEnd w:id="9"/>
     </w:p>
     <w:p>
       <w:pPr>
@@ -3133,7 +3283,7 @@
           <w:lang w:val="en-GB"/>
         </w:rPr>
       </w:pPr>
-      <w:bookmarkStart w:id="9" w:name="_Toc212722051"/>
+      <w:bookmarkStart w:id="10" w:name="_Toc230671243"/>
       <w:proofErr w:type="spellStart"/>
       <w:r>
         <w:rPr>
@@ -3182,7 +3332,7 @@
         </w:rPr>
         <w:t>Single value</w:t>
       </w:r>
-      <w:bookmarkEnd w:id="9"/>
+      <w:bookmarkEnd w:id="10"/>
     </w:p>
     <w:p>
       <w:pPr>
@@ -3275,7 +3425,6 @@
         <w:rPr>
           <w:lang w:val="en-GB"/>
         </w:rPr>
-        <w:lastRenderedPageBreak/>
         <w:t>resultString</w:t>
       </w:r>
       <w:proofErr w:type="spellEnd"/>
@@ -3316,7 +3465,7 @@
       <w:pPr>
         <w:pStyle w:val="Nagwek2"/>
       </w:pPr>
-      <w:bookmarkStart w:id="10" w:name="_Toc212722052"/>
+      <w:bookmarkStart w:id="11" w:name="_Toc230671244"/>
       <w:r>
         <w:t xml:space="preserve">Pobranie zestawu rekordów | </w:t>
       </w:r>
@@ -3324,7 +3473,7 @@
       <w:r>
         <w:t>Recordset</w:t>
       </w:r>
-      <w:bookmarkEnd w:id="10"/>
+      <w:bookmarkEnd w:id="11"/>
       <w:proofErr w:type="spellEnd"/>
     </w:p>
     <w:p>
@@ -3336,7 +3485,7 @@
       <w:pPr>
         <w:pStyle w:val="Nagwek2"/>
       </w:pPr>
-      <w:bookmarkStart w:id="11" w:name="_Toc212722053"/>
+      <w:bookmarkStart w:id="12" w:name="_Toc230671245"/>
       <w:r>
         <w:t>Uruchomienie procedury osadzanej |</w:t>
       </w:r>
@@ -3363,7 +3512,7 @@
       <w:r>
         <w:t>parameters</w:t>
       </w:r>
-      <w:bookmarkEnd w:id="11"/>
+      <w:bookmarkEnd w:id="12"/>
       <w:proofErr w:type="spellEnd"/>
     </w:p>
     <w:p>
@@ -3391,7 +3540,7 @@
       <w:pPr>
         <w:pStyle w:val="Nagwek2"/>
       </w:pPr>
-      <w:bookmarkStart w:id="12" w:name="_Toc212722054"/>
+      <w:bookmarkStart w:id="13" w:name="_Toc230671246"/>
       <w:r>
         <w:t xml:space="preserve">Uruchomienie procedury z parametrami </w:t>
       </w:r>
@@ -3418,7 +3567,7 @@
       <w:r>
         <w:t>parameters</w:t>
       </w:r>
-      <w:bookmarkEnd w:id="12"/>
+      <w:bookmarkEnd w:id="13"/>
       <w:proofErr w:type="spellEnd"/>
     </w:p>
     <w:tbl>
@@ -3786,7 +3935,7 @@
           <w:lang w:val="en-GB"/>
         </w:rPr>
       </w:pPr>
-      <w:bookmarkStart w:id="13" w:name="_Toc212722055"/>
+      <w:bookmarkStart w:id="14" w:name="_Toc230671247"/>
       <w:proofErr w:type="spellStart"/>
       <w:r>
         <w:rPr>
@@ -3827,7 +3976,7 @@
         </w:rPr>
         <w:t>Progress bar</w:t>
       </w:r>
-      <w:bookmarkEnd w:id="13"/>
+      <w:bookmarkEnd w:id="14"/>
     </w:p>
     <w:tbl>
       <w:tblPr>
@@ -4046,7 +4195,7 @@
           <w:lang w:val="en-GB"/>
         </w:rPr>
       </w:pPr>
-      <w:bookmarkStart w:id="14" w:name="_Toc212722056"/>
+      <w:bookmarkStart w:id="15" w:name="_Toc230671248"/>
       <w:proofErr w:type="spellStart"/>
       <w:r>
         <w:rPr>
@@ -4081,7 +4230,7 @@
         </w:rPr>
         <w:t>Floating message</w:t>
       </w:r>
-      <w:bookmarkEnd w:id="14"/>
+      <w:bookmarkEnd w:id="15"/>
     </w:p>
     <w:p>
       <w:pPr>
@@ -4103,7 +4252,7 @@
           <w:lang w:val="en-GB"/>
         </w:rPr>
       </w:pPr>
-      <w:bookmarkStart w:id="15" w:name="_Toc212722057"/>
+      <w:bookmarkStart w:id="16" w:name="_Toc230671249"/>
       <w:r>
         <w:rPr>
           <w:lang w:val="en-GB"/>
@@ -4130,7 +4279,7 @@
         </w:rPr>
         <w:t>SSO integration: Active directory</w:t>
       </w:r>
-      <w:bookmarkEnd w:id="15"/>
+      <w:bookmarkEnd w:id="16"/>
     </w:p>
     <w:p>
       <w:pPr>
@@ -4229,6 +4378,7 @@
           <w:szCs w:val="20"/>
           <w:lang w:val="en-GB" w:eastAsia="pl-PL"/>
         </w:rPr>
+        <w:lastRenderedPageBreak/>
         <w:t>C</w:t>
       </w:r>
       <w:r>
@@ -4472,7 +4622,6 @@
               <w:pStyle w:val="NormalnyWeb"/>
             </w:pPr>
             <w:r>
-              <w:lastRenderedPageBreak/>
               <w:t xml:space="preserve">Chcesz, by użytkownik zalogowany do Windows (np. </w:t>
             </w:r>
             <w:r>
@@ -5059,6 +5208,7 @@
               <w:pStyle w:val="NormalnyWeb"/>
             </w:pPr>
             <w:r>
+              <w:lastRenderedPageBreak/>
               <w:t xml:space="preserve">W </w:t>
             </w:r>
             <w:r>
@@ -5170,7 +5320,6 @@
               <w:rPr>
                 <w:lang w:val="en-GB"/>
               </w:rPr>
-              <w:lastRenderedPageBreak/>
               <w:t>lub</w:t>
             </w:r>
             <w:proofErr w:type="spellEnd"/>
@@ -6039,6 +6188,7 @@
                     </w:rPr>
                   </w:pPr>
                   <w:r>
+                    <w:lastRenderedPageBreak/>
                     <w:t>Połączenie zdalne (nie lokalne)</w:t>
                   </w:r>
                 </w:p>
@@ -6152,11 +6302,7 @@
             </w:r>
             <w:proofErr w:type="spellEnd"/>
             <w:r>
-              <w:t xml:space="preserve">), konfiguracja jest bardziej </w:t>
-            </w:r>
-            <w:r>
-              <w:lastRenderedPageBreak/>
-              <w:t>zaawansowana:</w:t>
+              <w:t>), konfiguracja jest bardziej zaawansowana:</w:t>
             </w:r>
           </w:p>
           <w:p>
@@ -6377,10 +6523,11 @@
       <w:pPr>
         <w:pStyle w:val="Nagwek1"/>
       </w:pPr>
-      <w:bookmarkStart w:id="16" w:name="_Toc212722058"/>
+      <w:bookmarkStart w:id="17" w:name="_Toc230671250"/>
       <w:r>
         <w:t>PL/SQL Debugowanie pakietu</w:t>
       </w:r>
+      <w:bookmarkEnd w:id="17"/>
     </w:p>
     <w:p>
       <w:pPr>
@@ -6388,12 +6535,7 @@
       </w:pPr>
       <w:proofErr w:type="spellStart"/>
       <w:r>
-        <w:t>be</w:t>
-      </w:r>
-      <w:bookmarkStart w:id="17" w:name="_GoBack"/>
-      <w:bookmarkEnd w:id="17"/>
-      <w:r>
-        <w:t>gin</w:t>
+        <w:t>begin</w:t>
       </w:r>
       <w:proofErr w:type="spellEnd"/>
       <w:r>
@@ -6436,6 +6578,7 @@
           <w:lang w:val="en-GB"/>
         </w:rPr>
       </w:pPr>
+      <w:bookmarkStart w:id="18" w:name="_Toc230671251"/>
       <w:proofErr w:type="spellStart"/>
       <w:r>
         <w:rPr>
@@ -6470,7 +6613,7 @@
         </w:rPr>
         <w:t>Exceptions</w:t>
       </w:r>
-      <w:bookmarkEnd w:id="16"/>
+      <w:bookmarkEnd w:id="18"/>
     </w:p>
     <w:p>
       <w:pPr>
@@ -6528,13 +6671,14 @@
           <w:lang w:val="en-GB"/>
         </w:rPr>
       </w:pPr>
-      <w:bookmarkStart w:id="18" w:name="_Toc212722059"/>
+      <w:bookmarkStart w:id="19" w:name="_Toc230671252"/>
       <w:r>
         <w:rPr>
           <w:lang w:val="en-GB"/>
         </w:rPr>
         <w:t>SQL Snippets</w:t>
       </w:r>
+      <w:bookmarkEnd w:id="19"/>
     </w:p>
     <w:p>
       <w:pPr>
@@ -6771,11 +6915,13 @@
           <w:lang w:val="en-GB"/>
         </w:rPr>
       </w:pPr>
+      <w:bookmarkStart w:id="20" w:name="_Toc230671253"/>
       <w:proofErr w:type="spellStart"/>
       <w:r>
         <w:rPr>
           <w:lang w:val="en-GB"/>
         </w:rPr>
+        <w:lastRenderedPageBreak/>
         <w:t>Załącznik</w:t>
       </w:r>
       <w:proofErr w:type="spellEnd"/>
@@ -6831,7 +6977,7 @@
         </w:rPr>
         <w:t>Data Model: Group hierarchies</w:t>
       </w:r>
-      <w:bookmarkEnd w:id="18"/>
+      <w:bookmarkEnd w:id="20"/>
     </w:p>
     <w:p>
       <w:pPr>
@@ -7363,16 +7509,16 @@
           <w:lang w:val="en-GB"/>
         </w:rPr>
       </w:pPr>
-      <w:bookmarkStart w:id="19" w:name="_Toc113032964"/>
-      <w:bookmarkStart w:id="20" w:name="_Toc212722060"/>
+      <w:bookmarkStart w:id="21" w:name="_Toc113032964"/>
+      <w:bookmarkStart w:id="22" w:name="_Toc230671254"/>
       <w:r>
         <w:rPr>
           <w:lang w:val="en-GB"/>
         </w:rPr>
         <w:t>RELACJA “JEDEN BEZPOSRREDNI RODZIC”</w:t>
       </w:r>
-      <w:bookmarkEnd w:id="19"/>
-      <w:bookmarkEnd w:id="20"/>
+      <w:bookmarkEnd w:id="21"/>
+      <w:bookmarkEnd w:id="22"/>
     </w:p>
     <w:p>
       <w:pPr>
@@ -8602,8 +8748,8 @@
       <w:pPr>
         <w:pStyle w:val="Nagwek3"/>
       </w:pPr>
-      <w:bookmarkStart w:id="21" w:name="_Toc113032965"/>
-      <w:bookmarkStart w:id="22" w:name="_Toc212722061"/>
+      <w:bookmarkStart w:id="23" w:name="_Toc113032965"/>
+      <w:bookmarkStart w:id="24" w:name="_Toc230671255"/>
       <w:r>
         <w:t>ZAJECIE</w:t>
       </w:r>
@@ -8613,8 +8759,8 @@
       <w:r>
         <w:t>GNAD (bez wykładowcy i Sali)</w:t>
       </w:r>
-      <w:bookmarkEnd w:id="21"/>
-      <w:bookmarkEnd w:id="22"/>
+      <w:bookmarkEnd w:id="23"/>
+      <w:bookmarkEnd w:id="24"/>
     </w:p>
     <w:p>
       <w:pPr>
@@ -9942,6 +10088,7 @@
     <w:p/>
     <w:p>
       <w:r>
+        <w:lastRenderedPageBreak/>
         <w:t>Brak rekordów w LEC_CLA, ROM_CLA</w:t>
       </w:r>
     </w:p>
@@ -9968,10 +10115,9 @@
       <w:pPr>
         <w:pStyle w:val="Nagwek3"/>
       </w:pPr>
-      <w:bookmarkStart w:id="23" w:name="_Toc113032966"/>
-      <w:bookmarkStart w:id="24" w:name="_Toc212722062"/>
-      <w:r>
-        <w:lastRenderedPageBreak/>
+      <w:bookmarkStart w:id="25" w:name="_Toc113032966"/>
+      <w:bookmarkStart w:id="26" w:name="_Toc230671256"/>
+      <w:r>
         <w:t>ZAJECIE</w:t>
       </w:r>
       <w:r>
@@ -9980,8 +10126,8 @@
       <w:r>
         <w:t>GPOD1 I GPOD2</w:t>
       </w:r>
-      <w:bookmarkEnd w:id="23"/>
-      <w:bookmarkEnd w:id="24"/>
+      <w:bookmarkEnd w:id="25"/>
+      <w:bookmarkEnd w:id="26"/>
     </w:p>
     <w:p>
       <w:pPr>
@@ -13175,28 +13321,28 @@
       <w:pPr>
         <w:pStyle w:val="Nagwek2"/>
       </w:pPr>
-      <w:bookmarkStart w:id="25" w:name="_Toc113032967"/>
-      <w:bookmarkStart w:id="26" w:name="_Toc212722063"/>
+      <w:bookmarkStart w:id="27" w:name="_Toc113032967"/>
+      <w:bookmarkStart w:id="28" w:name="_Toc230671257"/>
       <w:r>
         <w:t>RELACJA “WIELE GRUP NADRZEDNYCH”</w:t>
       </w:r>
-      <w:bookmarkEnd w:id="25"/>
-      <w:bookmarkEnd w:id="26"/>
+      <w:bookmarkEnd w:id="27"/>
+      <w:bookmarkEnd w:id="28"/>
     </w:p>
     <w:p>
       <w:pPr>
         <w:pStyle w:val="Nagwek3"/>
       </w:pPr>
-      <w:bookmarkStart w:id="27" w:name="_Toc113032968"/>
-      <w:bookmarkStart w:id="28" w:name="_Toc212722064"/>
+      <w:bookmarkStart w:id="29" w:name="_Toc113032968"/>
+      <w:bookmarkStart w:id="30" w:name="_Toc230671258"/>
       <w:r>
         <w:t xml:space="preserve">ZAJECIE </w:t>
       </w:r>
       <w:r>
         <w:t>GNAD  (bez wykładowcy i Sali)</w:t>
       </w:r>
-      <w:bookmarkEnd w:id="27"/>
-      <w:bookmarkEnd w:id="28"/>
+      <w:bookmarkEnd w:id="29"/>
+      <w:bookmarkEnd w:id="30"/>
     </w:p>
     <w:p>
       <w:r>
@@ -14634,7 +14780,6 @@
                 <w:color w:val="000000"/>
                 <w:lang w:eastAsia="pl-PL"/>
               </w:rPr>
-              <w:lastRenderedPageBreak/>
               <w:t>10603063</w:t>
             </w:r>
           </w:p>
@@ -16776,16 +16921,16 @@
       <w:pPr>
         <w:pStyle w:val="Nagwek3"/>
       </w:pPr>
-      <w:bookmarkStart w:id="29" w:name="_Toc113032969"/>
-      <w:bookmarkStart w:id="30" w:name="_Toc212722065"/>
+      <w:bookmarkStart w:id="31" w:name="_Toc113032969"/>
+      <w:bookmarkStart w:id="32" w:name="_Toc230671259"/>
       <w:r>
         <w:t xml:space="preserve">ZAJECIE </w:t>
       </w:r>
       <w:r>
         <w:t>GPOD1, GPOD2</w:t>
       </w:r>
-      <w:bookmarkEnd w:id="29"/>
-      <w:bookmarkEnd w:id="30"/>
+      <w:bookmarkEnd w:id="31"/>
+      <w:bookmarkEnd w:id="32"/>
     </w:p>
     <w:p>
       <w:r>
@@ -19721,6 +19866,7 @@
                 <w:color w:val="000000"/>
                 <w:lang w:eastAsia="pl-PL"/>
               </w:rPr>
+              <w:lastRenderedPageBreak/>
               <w:t>5169349</w:t>
             </w:r>
           </w:p>
@@ -19922,7 +20068,6 @@
     </w:p>
     <w:p>
       <w:r>
-        <w:lastRenderedPageBreak/>
         <w:t>IS_CHILD – jest używane tylko w przypadku 1 (1 z 4)</w:t>
       </w:r>
     </w:p>
@@ -19961,8 +20106,8 @@
       <w:pPr>
         <w:pStyle w:val="Nagwek2"/>
       </w:pPr>
-      <w:bookmarkStart w:id="31" w:name="_Toc212722066"/>
-      <w:bookmarkStart w:id="32" w:name="_Toc113032970"/>
+      <w:bookmarkStart w:id="33" w:name="_Toc113032970"/>
+      <w:bookmarkStart w:id="34" w:name="_Toc230671260"/>
       <w:r>
         <w:t xml:space="preserve">Rozwiązywanie problemów | </w:t>
       </w:r>
@@ -19970,7 +20115,7 @@
       <w:r>
         <w:t>Troobleshhoting</w:t>
       </w:r>
-      <w:bookmarkEnd w:id="31"/>
+      <w:bookmarkEnd w:id="34"/>
       <w:proofErr w:type="spellEnd"/>
     </w:p>
     <w:tbl>
@@ -20975,6 +21120,7 @@
               <w:rPr>
                 <w:lang w:val="en-GB"/>
               </w:rPr>
+              <w:lastRenderedPageBreak/>
               <w:t>--removed</w:t>
             </w:r>
           </w:p>
@@ -21110,7 +21256,6 @@
               <w:rPr>
                 <w:lang w:val="en-GB"/>
               </w:rPr>
-              <w:lastRenderedPageBreak/>
               <w:t>(</w:t>
             </w:r>
           </w:p>
@@ -21458,7 +21603,7 @@
       <w:pPr>
         <w:pStyle w:val="Nagwek2"/>
       </w:pPr>
-      <w:bookmarkStart w:id="33" w:name="_Toc212722067"/>
+      <w:bookmarkStart w:id="35" w:name="_Toc230671261"/>
       <w:r>
         <w:t xml:space="preserve">Zagadnienia otwarte | </w:t>
       </w:r>
@@ -21469,8 +21614,8 @@
       <w:r>
         <w:t>issues</w:t>
       </w:r>
-      <w:bookmarkEnd w:id="32"/>
       <w:bookmarkEnd w:id="33"/>
+      <w:bookmarkEnd w:id="35"/>
       <w:proofErr w:type="spellEnd"/>
     </w:p>
     <w:p>
@@ -24123,7 +24268,7 @@
 </file>
 
 <file path=customXml/itemProps1.xml><?xml version="1.0" encoding="utf-8"?>
-<ds:datastoreItem xmlns:ds="http://schemas.openxmlformats.org/officeDocument/2006/customXml" ds:itemID="{FBF42776-9E0B-4840-A1C4-FB9F1478023C}">
+<ds:datastoreItem xmlns:ds="http://schemas.openxmlformats.org/officeDocument/2006/customXml" ds:itemID="{E211E70F-B72E-49B8-B9A4-2DB163F087CE}">
   <ds:schemaRefs>
     <ds:schemaRef ds:uri="http://schemas.openxmlformats.org/officeDocument/2006/bibliography"/>
   </ds:schemaRefs>

--- a/cd/doc/techniczna/dev/Dokumentacja Techniczna.docx
+++ b/cd/doc/techniczna/dev/Dokumentacja Techniczna.docx
@@ -34,8 +34,6 @@
         <w:t xml:space="preserve"> Maciej Szymczak</w:t>
       </w:r>
     </w:p>
-    <w:bookmarkStart w:id="0" w:name="_GoBack"/>
-    <w:bookmarkEnd w:id="0"/>
     <w:p>
       <w:pPr>
         <w:pStyle w:val="Spistreci1"/>
@@ -2027,12 +2025,12 @@
       <w:pPr>
         <w:pStyle w:val="Nagwek1"/>
       </w:pPr>
-      <w:bookmarkStart w:id="1" w:name="_Toc230671234"/>
+      <w:bookmarkStart w:id="0" w:name="_Toc230671234"/>
       <w:r>
         <w:lastRenderedPageBreak/>
         <w:t>Wstęp</w:t>
       </w:r>
-      <w:bookmarkEnd w:id="1"/>
+      <w:bookmarkEnd w:id="0"/>
     </w:p>
     <w:p>
       <w:r>
@@ -2114,12 +2112,12 @@
       <w:pPr>
         <w:pStyle w:val="Nagwek2"/>
       </w:pPr>
-      <w:bookmarkStart w:id="2" w:name="_Toc230671235"/>
+      <w:bookmarkStart w:id="1" w:name="_Toc230671235"/>
       <w:proofErr w:type="spellStart"/>
       <w:r>
         <w:t>Events</w:t>
       </w:r>
-      <w:bookmarkEnd w:id="2"/>
+      <w:bookmarkEnd w:id="1"/>
       <w:proofErr w:type="spellEnd"/>
     </w:p>
     <w:p>
@@ -2134,7 +2132,7 @@
       <w:pPr>
         <w:pStyle w:val="Nagwek3"/>
       </w:pPr>
-      <w:bookmarkStart w:id="3" w:name="_Toc230671236"/>
+      <w:bookmarkStart w:id="2" w:name="_Toc230671236"/>
       <w:proofErr w:type="spellStart"/>
       <w:r>
         <w:t>Initial</w:t>
@@ -2147,7 +2145,7 @@
       <w:r>
         <w:t>sequence</w:t>
       </w:r>
-      <w:bookmarkEnd w:id="3"/>
+      <w:bookmarkEnd w:id="2"/>
       <w:proofErr w:type="spellEnd"/>
     </w:p>
     <w:p>
@@ -2236,7 +2234,7 @@
           <w:lang w:val="en-GB"/>
         </w:rPr>
       </w:pPr>
-      <w:bookmarkStart w:id="4" w:name="_Toc230671237"/>
+      <w:bookmarkStart w:id="3" w:name="_Toc230671237"/>
       <w:proofErr w:type="spellStart"/>
       <w:r>
         <w:rPr>
@@ -2297,7 +2295,7 @@
         </w:rPr>
         <w:t>Grid refresh</w:t>
       </w:r>
-      <w:bookmarkEnd w:id="4"/>
+      <w:bookmarkEnd w:id="3"/>
     </w:p>
     <w:p>
       <w:pPr>
@@ -2441,7 +2439,7 @@
           <w:lang w:val="en-GB"/>
         </w:rPr>
       </w:pPr>
-      <w:bookmarkStart w:id="5" w:name="_Toc230671238"/>
+      <w:bookmarkStart w:id="4" w:name="_Toc230671238"/>
       <w:proofErr w:type="spellStart"/>
       <w:r>
         <w:rPr>
@@ -2488,7 +2486,7 @@
         </w:rPr>
         <w:t>Cache</w:t>
       </w:r>
-      <w:bookmarkEnd w:id="5"/>
+      <w:bookmarkEnd w:id="4"/>
     </w:p>
     <w:p>
       <w:pPr>
@@ -2695,7 +2693,7 @@
           <w:lang w:val="en-GB"/>
         </w:rPr>
       </w:pPr>
-      <w:bookmarkStart w:id="6" w:name="_Toc230671239"/>
+      <w:bookmarkStart w:id="5" w:name="_Toc230671239"/>
       <w:proofErr w:type="spellStart"/>
       <w:r>
         <w:rPr>
@@ -2796,7 +2794,7 @@
         </w:rPr>
         <w:t xml:space="preserve"> settings</w:t>
       </w:r>
-      <w:bookmarkEnd w:id="6"/>
+      <w:bookmarkEnd w:id="5"/>
     </w:p>
     <w:p>
       <w:pPr>
@@ -2935,7 +2933,7 @@
       <w:pPr>
         <w:pStyle w:val="Nagwek3"/>
       </w:pPr>
-      <w:bookmarkStart w:id="7" w:name="_Toc230671240"/>
+      <w:bookmarkStart w:id="6" w:name="_Toc230671240"/>
       <w:r>
         <w:t xml:space="preserve">Ustawienia dla </w:t>
       </w:r>
@@ -2954,6 +2952,167 @@
       <w:proofErr w:type="spellEnd"/>
       <w:r>
         <w:t xml:space="preserve"> for Matrix</w:t>
+      </w:r>
+      <w:bookmarkEnd w:id="6"/>
+    </w:p>
+    <w:p>
+      <w:pPr>
+        <w:spacing w:after="0"/>
+        <w:rPr>
+          <w:lang w:val="en-GB"/>
+        </w:rPr>
+      </w:pPr>
+      <w:r>
+        <w:rPr>
+          <w:lang w:val="en-GB"/>
+        </w:rPr>
+        <w:t xml:space="preserve">procedure </w:t>
+      </w:r>
+      <w:proofErr w:type="spellStart"/>
+      <w:r>
+        <w:rPr>
+          <w:lang w:val="en-GB"/>
+        </w:rPr>
+        <w:t>TFMatrix.LoadFromIni</w:t>
+      </w:r>
+      <w:proofErr w:type="spellEnd"/>
+      <w:r>
+        <w:rPr>
+          <w:lang w:val="en-GB"/>
+        </w:rPr>
+        <w:t xml:space="preserve"> ( </w:t>
+      </w:r>
+      <w:proofErr w:type="spellStart"/>
+      <w:r>
+        <w:rPr>
+          <w:lang w:val="en-GB"/>
+        </w:rPr>
+        <w:t>inifilename</w:t>
+      </w:r>
+      <w:proofErr w:type="spellEnd"/>
+      <w:r>
+        <w:rPr>
+          <w:lang w:val="en-GB"/>
+        </w:rPr>
+        <w:t xml:space="preserve"> : </w:t>
+      </w:r>
+      <w:proofErr w:type="spellStart"/>
+      <w:r>
+        <w:rPr>
+          <w:lang w:val="en-GB"/>
+        </w:rPr>
+        <w:t>tfilename</w:t>
+      </w:r>
+      <w:proofErr w:type="spellEnd"/>
+      <w:r>
+        <w:rPr>
+          <w:lang w:val="en-GB"/>
+        </w:rPr>
+        <w:t xml:space="preserve"> );</w:t>
+      </w:r>
+    </w:p>
+    <w:p>
+      <w:pPr>
+        <w:rPr>
+          <w:lang w:val="en-GB"/>
+        </w:rPr>
+      </w:pPr>
+      <w:r>
+        <w:rPr>
+          <w:lang w:val="en-GB"/>
+        </w:rPr>
+        <w:t xml:space="preserve">procedure </w:t>
+      </w:r>
+      <w:proofErr w:type="spellStart"/>
+      <w:r>
+        <w:rPr>
+          <w:lang w:val="en-GB"/>
+        </w:rPr>
+        <w:t>TFMatrix.saveToIni</w:t>
+      </w:r>
+      <w:proofErr w:type="spellEnd"/>
+      <w:r>
+        <w:rPr>
+          <w:lang w:val="en-GB"/>
+        </w:rPr>
+        <w:t xml:space="preserve"> ( </w:t>
+      </w:r>
+      <w:proofErr w:type="spellStart"/>
+      <w:r>
+        <w:rPr>
+          <w:lang w:val="en-GB"/>
+        </w:rPr>
+        <w:t>inifilename</w:t>
+      </w:r>
+      <w:proofErr w:type="spellEnd"/>
+      <w:r>
+        <w:rPr>
+          <w:lang w:val="en-GB"/>
+        </w:rPr>
+        <w:t xml:space="preserve"> : </w:t>
+      </w:r>
+      <w:proofErr w:type="spellStart"/>
+      <w:r>
+        <w:rPr>
+          <w:lang w:val="en-GB"/>
+        </w:rPr>
+        <w:t>tfilename</w:t>
+      </w:r>
+      <w:proofErr w:type="spellEnd"/>
+      <w:r>
+        <w:rPr>
+          <w:lang w:val="en-GB"/>
+        </w:rPr>
+        <w:t xml:space="preserve"> );</w:t>
+      </w:r>
+    </w:p>
+    <w:p>
+      <w:pPr>
+        <w:pStyle w:val="Nagwek3"/>
+        <w:rPr>
+          <w:lang w:val="en-GB"/>
+        </w:rPr>
+      </w:pPr>
+      <w:bookmarkStart w:id="7" w:name="_Toc230671241"/>
+      <w:proofErr w:type="spellStart"/>
+      <w:r>
+        <w:rPr>
+          <w:lang w:val="en-GB"/>
+        </w:rPr>
+        <w:t>Ustawienia</w:t>
+      </w:r>
+      <w:proofErr w:type="spellEnd"/>
+      <w:r>
+        <w:rPr>
+          <w:lang w:val="en-GB"/>
+        </w:rPr>
+        <w:t xml:space="preserve"> </w:t>
+      </w:r>
+      <w:proofErr w:type="spellStart"/>
+      <w:r>
+        <w:rPr>
+          <w:lang w:val="en-GB"/>
+        </w:rPr>
+        <w:t>wy</w:t>
+      </w:r>
+      <w:r>
+        <w:rPr>
+          <w:lang w:val="en-GB"/>
+        </w:rPr>
+        <w:t>druku</w:t>
+      </w:r>
+      <w:proofErr w:type="spellEnd"/>
+      <w:r>
+        <w:rPr>
+          <w:lang w:val="en-GB"/>
+        </w:rPr>
+        <w:t xml:space="preserve"> | </w:t>
+      </w:r>
+      <w:r>
+        <w:rPr>
+          <w:lang w:val="en-GB"/>
+        </w:rPr>
+        <w:t>Settings for traditional printing (Menu | Print)</w:t>
       </w:r>
       <w:bookmarkEnd w:id="7"/>
     </w:p>
@@ -2968,53 +3127,36 @@
         <w:rPr>
           <w:lang w:val="en-GB"/>
         </w:rPr>
-        <w:t xml:space="preserve">procedure </w:t>
-      </w:r>
-      <w:proofErr w:type="spellStart"/>
+        <w:t xml:space="preserve">Settings in kept in files A3, A4 </w:t>
+      </w:r>
       <w:r>
         <w:rPr>
           <w:lang w:val="en-GB"/>
         </w:rPr>
-        <w:t>TFMatrix.LoadFromIni</w:t>
-      </w:r>
-      <w:proofErr w:type="spellEnd"/>
+        <w:t xml:space="preserve">(without extension) </w:t>
+      </w:r>
       <w:r>
         <w:rPr>
           <w:lang w:val="en-GB"/>
         </w:rPr>
-        <w:t xml:space="preserve"> ( </w:t>
-      </w:r>
-      <w:proofErr w:type="spellStart"/>
+        <w:t xml:space="preserve">in path </w:t>
+      </w:r>
       <w:r>
         <w:rPr>
           <w:lang w:val="en-GB"/>
         </w:rPr>
-        <w:t>inifilename</w:t>
-      </w:r>
-      <w:proofErr w:type="spellEnd"/>
+        <w:t>C:\Users\Maciek\Planowanie\documents</w:t>
+      </w:r>
       <w:r>
         <w:rPr>
           <w:lang w:val="en-GB"/>
         </w:rPr>
-        <w:t xml:space="preserve"> : </w:t>
-      </w:r>
-      <w:proofErr w:type="spellStart"/>
-      <w:r>
-        <w:rPr>
-          <w:lang w:val="en-GB"/>
-        </w:rPr>
-        <w:t>tfilename</w:t>
-      </w:r>
-      <w:proofErr w:type="spellEnd"/>
-      <w:r>
-        <w:rPr>
-          <w:lang w:val="en-GB"/>
-        </w:rPr>
-        <w:t xml:space="preserve"> );</w:t>
+        <w:t>.</w:t>
       </w:r>
     </w:p>
     <w:p>
       <w:pPr>
+        <w:spacing w:after="0"/>
         <w:rPr>
           <w:lang w:val="en-GB"/>
         </w:rPr>
@@ -3023,316 +3165,139 @@
         <w:rPr>
           <w:lang w:val="en-GB"/>
         </w:rPr>
-        <w:t xml:space="preserve">procedure </w:t>
+        <w:t>Settings is in .</w:t>
       </w:r>
       <w:proofErr w:type="spellStart"/>
       <w:r>
         <w:rPr>
           <w:lang w:val="en-GB"/>
         </w:rPr>
-        <w:t>TFMatrix.saveToIni</w:t>
+        <w:t>ini</w:t>
       </w:r>
       <w:proofErr w:type="spellEnd"/>
       <w:r>
         <w:rPr>
           <w:lang w:val="en-GB"/>
         </w:rPr>
-        <w:t xml:space="preserve"> ( </w:t>
-      </w:r>
-      <w:proofErr w:type="spellStart"/>
-      <w:r>
-        <w:rPr>
-          <w:lang w:val="en-GB"/>
-        </w:rPr>
-        <w:t>inifilename</w:t>
-      </w:r>
-      <w:proofErr w:type="spellEnd"/>
-      <w:r>
-        <w:rPr>
-          <w:lang w:val="en-GB"/>
-        </w:rPr>
-        <w:t xml:space="preserve"> : </w:t>
-      </w:r>
-      <w:proofErr w:type="spellStart"/>
-      <w:r>
-        <w:rPr>
-          <w:lang w:val="en-GB"/>
-        </w:rPr>
-        <w:t>tfilename</w:t>
-      </w:r>
-      <w:proofErr w:type="spellEnd"/>
-      <w:r>
-        <w:rPr>
-          <w:lang w:val="en-GB"/>
-        </w:rPr>
-        <w:t xml:space="preserve"> );</w:t>
+        <w:t xml:space="preserve"> format.</w:t>
       </w:r>
     </w:p>
     <w:p>
       <w:pPr>
-        <w:pStyle w:val="Nagwek3"/>
+        <w:spacing w:after="0"/>
         <w:rPr>
           <w:lang w:val="en-GB"/>
         </w:rPr>
       </w:pPr>
-      <w:bookmarkStart w:id="8" w:name="_Toc230671241"/>
+      <w:r>
+        <w:rPr>
+          <w:lang w:val="en-GB"/>
+        </w:rPr>
+        <w:t xml:space="preserve">On first program execution, files are copied from the path </w:t>
+      </w:r>
       <w:proofErr w:type="spellStart"/>
       <w:r>
         <w:rPr>
           <w:lang w:val="en-GB"/>
         </w:rPr>
-        <w:t>Ustawienia</w:t>
+        <w:t>exepath</w:t>
       </w:r>
       <w:proofErr w:type="spellEnd"/>
       <w:r>
         <w:rPr>
           <w:lang w:val="en-GB"/>
         </w:rPr>
-        <w:t xml:space="preserve"> </w:t>
-      </w:r>
+        <w:t>.</w:t>
+      </w:r>
+    </w:p>
+    <w:p>
+      <w:pPr>
+        <w:rPr>
+          <w:lang w:val="en-GB"/>
+        </w:rPr>
+      </w:pPr>
+      <w:r>
+        <w:rPr>
+          <w:lang w:val="en-GB"/>
+        </w:rPr>
+        <w:t>Search source code for “A4” to learn more.</w:t>
+      </w:r>
+    </w:p>
+    <w:p>
+      <w:pPr>
+        <w:pStyle w:val="Nagwek1"/>
+        <w:rPr>
+          <w:lang w:val="en-GB"/>
+        </w:rPr>
+      </w:pPr>
+      <w:bookmarkStart w:id="8" w:name="_Toc230671242"/>
+      <w:r>
+        <w:rPr>
+          <w:lang w:val="en-GB"/>
+        </w:rPr>
+        <w:t>Concurrent processing</w:t>
+      </w:r>
+    </w:p>
+    <w:p>
+      <w:pPr>
+        <w:rPr>
+          <w:lang w:val="en-GB"/>
+        </w:rPr>
+      </w:pPr>
+      <w:bookmarkStart w:id="9" w:name="_GoBack"/>
+      <w:bookmarkEnd w:id="9"/>
+    </w:p>
+    <w:p>
+      <w:pPr>
+        <w:pStyle w:val="Nagwek1"/>
+      </w:pPr>
       <w:proofErr w:type="spellStart"/>
       <w:r>
-        <w:rPr>
-          <w:lang w:val="en-GB"/>
-        </w:rPr>
-        <w:t>wy</w:t>
-      </w:r>
-      <w:r>
-        <w:rPr>
-          <w:lang w:val="en-GB"/>
-        </w:rPr>
-        <w:t>druku</w:t>
+        <w:lastRenderedPageBreak/>
+        <w:t>Komunikcja</w:t>
       </w:r>
       <w:proofErr w:type="spellEnd"/>
       <w:r>
-        <w:rPr>
-          <w:lang w:val="en-GB"/>
-        </w:rPr>
-        <w:t xml:space="preserve"> | </w:t>
-      </w:r>
-      <w:r>
-        <w:rPr>
-          <w:lang w:val="en-GB"/>
-        </w:rPr>
-        <w:t>Settings for traditional printing (Menu | Print)</w:t>
+        <w:t xml:space="preserve"> z bazą | </w:t>
+      </w:r>
+      <w:proofErr w:type="spellStart"/>
+      <w:r>
+        <w:t>Communication</w:t>
+      </w:r>
+      <w:proofErr w:type="spellEnd"/>
+      <w:r>
+        <w:t xml:space="preserve"> with </w:t>
+      </w:r>
+      <w:r>
+        <w:t>Database</w:t>
       </w:r>
       <w:bookmarkEnd w:id="8"/>
     </w:p>
     <w:p>
       <w:pPr>
-        <w:spacing w:after="0"/>
-        <w:rPr>
-          <w:lang w:val="en-GB"/>
-        </w:rPr>
-      </w:pPr>
-      <w:r>
-        <w:rPr>
-          <w:lang w:val="en-GB"/>
-        </w:rPr>
-        <w:t xml:space="preserve">Settings in kept in files A3, A4 </w:t>
-      </w:r>
-      <w:r>
-        <w:rPr>
-          <w:lang w:val="en-GB"/>
-        </w:rPr>
-        <w:t xml:space="preserve">(without extension) </w:t>
-      </w:r>
-      <w:r>
-        <w:rPr>
-          <w:lang w:val="en-GB"/>
-        </w:rPr>
-        <w:t xml:space="preserve">in path </w:t>
-      </w:r>
-      <w:r>
-        <w:rPr>
-          <w:lang w:val="en-GB"/>
-        </w:rPr>
-        <w:t>C:\Users\Maciek\Planowanie\documents</w:t>
-      </w:r>
-      <w:r>
-        <w:rPr>
-          <w:lang w:val="en-GB"/>
-        </w:rPr>
-        <w:t>.</w:t>
-      </w:r>
-    </w:p>
-    <w:p>
-      <w:pPr>
-        <w:spacing w:after="0"/>
-        <w:rPr>
-          <w:lang w:val="en-GB"/>
-        </w:rPr>
-      </w:pPr>
-      <w:r>
-        <w:rPr>
-          <w:lang w:val="en-GB"/>
-        </w:rPr>
-        <w:t>Settings is in .</w:t>
-      </w:r>
-      <w:proofErr w:type="spellStart"/>
-      <w:r>
-        <w:rPr>
-          <w:lang w:val="en-GB"/>
-        </w:rPr>
-        <w:t>ini</w:t>
-      </w:r>
-      <w:proofErr w:type="spellEnd"/>
-      <w:r>
-        <w:rPr>
-          <w:lang w:val="en-GB"/>
-        </w:rPr>
-        <w:t xml:space="preserve"> format.</w:t>
-      </w:r>
-    </w:p>
-    <w:p>
-      <w:pPr>
-        <w:spacing w:after="0"/>
-        <w:rPr>
-          <w:lang w:val="en-GB"/>
-        </w:rPr>
-      </w:pPr>
-      <w:r>
-        <w:rPr>
-          <w:lang w:val="en-GB"/>
-        </w:rPr>
-        <w:t xml:space="preserve">On first program execution, files are copied from the path </w:t>
-      </w:r>
-      <w:proofErr w:type="spellStart"/>
-      <w:r>
-        <w:rPr>
-          <w:lang w:val="en-GB"/>
-        </w:rPr>
-        <w:t>exepath</w:t>
-      </w:r>
-      <w:proofErr w:type="spellEnd"/>
-      <w:r>
-        <w:rPr>
-          <w:lang w:val="en-GB"/>
-        </w:rPr>
-        <w:t>.</w:t>
-      </w:r>
-    </w:p>
-    <w:p>
-      <w:pPr>
-        <w:rPr>
-          <w:lang w:val="en-GB"/>
-        </w:rPr>
-      </w:pPr>
-      <w:r>
-        <w:rPr>
-          <w:lang w:val="en-GB"/>
-        </w:rPr>
-        <w:t>Search source code for “A4” to learn more.</w:t>
-      </w:r>
-    </w:p>
-    <w:p>
-      <w:pPr>
-        <w:pStyle w:val="Nagwek1"/>
-        <w:rPr>
-          <w:lang w:val="en-GB"/>
-        </w:rPr>
-      </w:pPr>
-      <w:bookmarkStart w:id="9" w:name="_Toc230671242"/>
-      <w:proofErr w:type="spellStart"/>
-      <w:r>
-        <w:rPr>
-          <w:lang w:val="en-GB"/>
-        </w:rPr>
-        <w:lastRenderedPageBreak/>
-        <w:t>Komunikcja</w:t>
-      </w:r>
-      <w:proofErr w:type="spellEnd"/>
-      <w:r>
-        <w:rPr>
-          <w:lang w:val="en-GB"/>
-        </w:rPr>
-        <w:t xml:space="preserve"> z </w:t>
-      </w:r>
-      <w:proofErr w:type="spellStart"/>
-      <w:r>
-        <w:rPr>
-          <w:lang w:val="en-GB"/>
-        </w:rPr>
-        <w:t>bazą</w:t>
-      </w:r>
-      <w:proofErr w:type="spellEnd"/>
-      <w:r>
-        <w:rPr>
-          <w:lang w:val="en-GB"/>
-        </w:rPr>
-        <w:t xml:space="preserve"> | </w:t>
-      </w:r>
-      <w:r>
-        <w:rPr>
-          <w:lang w:val="en-GB"/>
-        </w:rPr>
-        <w:t xml:space="preserve">Communication with </w:t>
-      </w:r>
-      <w:r>
-        <w:rPr>
-          <w:lang w:val="en-GB"/>
-        </w:rPr>
-        <w:t>Database</w:t>
-      </w:r>
-      <w:bookmarkEnd w:id="9"/>
-    </w:p>
-    <w:p>
-      <w:pPr>
         <w:pStyle w:val="Nagwek2"/>
-        <w:rPr>
-          <w:lang w:val="en-GB"/>
-        </w:rPr>
       </w:pPr>
       <w:bookmarkStart w:id="10" w:name="_Toc230671243"/>
+      <w:r>
+        <w:t xml:space="preserve">Pobranie </w:t>
+      </w:r>
       <w:proofErr w:type="spellStart"/>
       <w:r>
-        <w:rPr>
-          <w:lang w:val="en-GB"/>
-        </w:rPr>
-        <w:t>Pobranie</w:t>
+        <w:t>pojednynczej</w:t>
       </w:r>
       <w:proofErr w:type="spellEnd"/>
       <w:r>
-        <w:rPr>
-          <w:lang w:val="en-GB"/>
-        </w:rPr>
-        <w:t xml:space="preserve"> </w:t>
+        <w:t xml:space="preserve"> wartości | </w:t>
+      </w:r>
+      <w:r>
+        <w:t xml:space="preserve">Single </w:t>
       </w:r>
       <w:proofErr w:type="spellStart"/>
       <w:r>
-        <w:rPr>
-          <w:lang w:val="en-GB"/>
-        </w:rPr>
-        <w:t>pojednynczej</w:t>
-      </w:r>
+        <w:t>value</w:t>
+      </w:r>
+      <w:bookmarkEnd w:id="10"/>
       <w:proofErr w:type="spellEnd"/>
-      <w:r>
-        <w:rPr>
-          <w:lang w:val="en-GB"/>
-        </w:rPr>
-        <w:t xml:space="preserve"> </w:t>
-      </w:r>
-      <w:proofErr w:type="spellStart"/>
-      <w:r>
-        <w:rPr>
-          <w:lang w:val="en-GB"/>
-        </w:rPr>
-        <w:t>wartości</w:t>
-      </w:r>
-      <w:proofErr w:type="spellEnd"/>
-      <w:r>
-        <w:rPr>
-          <w:lang w:val="en-GB"/>
-        </w:rPr>
-        <w:t xml:space="preserve"> | </w:t>
-      </w:r>
-      <w:r>
-        <w:rPr>
-          <w:lang w:val="en-GB"/>
-        </w:rPr>
-        <w:t>Single value</w:t>
-      </w:r>
-      <w:bookmarkEnd w:id="10"/>
     </w:p>
     <w:p>
       <w:pPr>
@@ -20106,8 +20071,8 @@
       <w:pPr>
         <w:pStyle w:val="Nagwek2"/>
       </w:pPr>
-      <w:bookmarkStart w:id="33" w:name="_Toc113032970"/>
-      <w:bookmarkStart w:id="34" w:name="_Toc230671260"/>
+      <w:bookmarkStart w:id="33" w:name="_Toc230671260"/>
+      <w:bookmarkStart w:id="34" w:name="_Toc113032970"/>
       <w:r>
         <w:t xml:space="preserve">Rozwiązywanie problemów | </w:t>
       </w:r>
@@ -20115,7 +20080,7 @@
       <w:r>
         <w:t>Troobleshhoting</w:t>
       </w:r>
-      <w:bookmarkEnd w:id="34"/>
+      <w:bookmarkEnd w:id="33"/>
       <w:proofErr w:type="spellEnd"/>
     </w:p>
     <w:tbl>
@@ -21614,7 +21579,7 @@
       <w:r>
         <w:t>issues</w:t>
       </w:r>
-      <w:bookmarkEnd w:id="33"/>
+      <w:bookmarkEnd w:id="34"/>
       <w:bookmarkEnd w:id="35"/>
       <w:proofErr w:type="spellEnd"/>
     </w:p>
@@ -24268,7 +24233,7 @@
 </file>
 
 <file path=customXml/itemProps1.xml><?xml version="1.0" encoding="utf-8"?>
-<ds:datastoreItem xmlns:ds="http://schemas.openxmlformats.org/officeDocument/2006/customXml" ds:itemID="{E211E70F-B72E-49B8-B9A4-2DB163F087CE}">
+<ds:datastoreItem xmlns:ds="http://schemas.openxmlformats.org/officeDocument/2006/customXml" ds:itemID="{1E0EFA06-3237-4EC8-95C3-5AF476A4EABE}">
   <ds:schemaRefs>
     <ds:schemaRef ds:uri="http://schemas.openxmlformats.org/officeDocument/2006/bibliography"/>
   </ds:schemaRefs>

--- a/cd/doc/techniczna/dev/Dokumentacja Techniczna.docx
+++ b/cd/doc/techniczna/dev/Dokumentacja Techniczna.docx
@@ -34,6 +34,8 @@
         <w:t xml:space="preserve"> Maciej Szymczak</w:t>
       </w:r>
     </w:p>
+    <w:bookmarkStart w:id="0" w:name="_GoBack"/>
+    <w:bookmarkEnd w:id="0"/>
     <w:p>
       <w:pPr>
         <w:pStyle w:val="Spistreci1"/>
@@ -55,7 +57,7 @@
       <w:r>
         <w:fldChar w:fldCharType="separate"/>
       </w:r>
-      <w:hyperlink w:anchor="_Toc230671234" w:history="1">
+      <w:hyperlink w:anchor="_Toc235025694" w:history="1">
         <w:r>
           <w:rPr>
             <w:rStyle w:val="Hipercze"/>
@@ -82,7 +84,7 @@
             <w:noProof/>
             <w:webHidden/>
           </w:rPr>
-          <w:instrText xml:space="preserve"> PAGEREF _Toc230671234 \h </w:instrText>
+          <w:instrText xml:space="preserve"> PAGEREF _Toc235025694 \h </w:instrText>
         </w:r>
         <w:r>
           <w:rPr>
@@ -125,7 +127,7 @@
           <w:lang w:eastAsia="pl-PL"/>
         </w:rPr>
       </w:pPr>
-      <w:hyperlink w:anchor="_Toc230671235" w:history="1">
+      <w:hyperlink w:anchor="_Toc235025695" w:history="1">
         <w:r>
           <w:rPr>
             <w:rStyle w:val="Hipercze"/>
@@ -152,7 +154,7 @@
             <w:noProof/>
             <w:webHidden/>
           </w:rPr>
-          <w:instrText xml:space="preserve"> PAGEREF _Toc230671235 \h </w:instrText>
+          <w:instrText xml:space="preserve"> PAGEREF _Toc235025695 \h </w:instrText>
         </w:r>
         <w:r>
           <w:rPr>
@@ -195,7 +197,7 @@
           <w:lang w:eastAsia="pl-PL"/>
         </w:rPr>
       </w:pPr>
-      <w:hyperlink w:anchor="_Toc230671236" w:history="1">
+      <w:hyperlink w:anchor="_Toc235025696" w:history="1">
         <w:r>
           <w:rPr>
             <w:rStyle w:val="Hipercze"/>
@@ -222,7 +224,7 @@
             <w:noProof/>
             <w:webHidden/>
           </w:rPr>
-          <w:instrText xml:space="preserve"> PAGEREF _Toc230671236 \h </w:instrText>
+          <w:instrText xml:space="preserve"> PAGEREF _Toc235025696 \h </w:instrText>
         </w:r>
         <w:r>
           <w:rPr>
@@ -265,7 +267,7 @@
           <w:lang w:eastAsia="pl-PL"/>
         </w:rPr>
       </w:pPr>
-      <w:hyperlink w:anchor="_Toc230671237" w:history="1">
+      <w:hyperlink w:anchor="_Toc235025697" w:history="1">
         <w:r>
           <w:rPr>
             <w:rStyle w:val="Hipercze"/>
@@ -293,7 +295,7 @@
             <w:noProof/>
             <w:webHidden/>
           </w:rPr>
-          <w:instrText xml:space="preserve"> PAGEREF _Toc230671237 \h </w:instrText>
+          <w:instrText xml:space="preserve"> PAGEREF _Toc235025697 \h </w:instrText>
         </w:r>
         <w:r>
           <w:rPr>
@@ -336,7 +338,7 @@
           <w:lang w:eastAsia="pl-PL"/>
         </w:rPr>
       </w:pPr>
-      <w:hyperlink w:anchor="_Toc230671238" w:history="1">
+      <w:hyperlink w:anchor="_Toc235025698" w:history="1">
         <w:r>
           <w:rPr>
             <w:rStyle w:val="Hipercze"/>
@@ -364,7 +366,7 @@
             <w:noProof/>
             <w:webHidden/>
           </w:rPr>
-          <w:instrText xml:space="preserve"> PAGEREF _Toc230671238 \h </w:instrText>
+          <w:instrText xml:space="preserve"> PAGEREF _Toc235025698 \h </w:instrText>
         </w:r>
         <w:r>
           <w:rPr>
@@ -407,7 +409,7 @@
           <w:lang w:eastAsia="pl-PL"/>
         </w:rPr>
       </w:pPr>
-      <w:hyperlink w:anchor="_Toc230671239" w:history="1">
+      <w:hyperlink w:anchor="_Toc235025699" w:history="1">
         <w:r>
           <w:rPr>
             <w:rStyle w:val="Hipercze"/>
@@ -435,7 +437,7 @@
             <w:noProof/>
             <w:webHidden/>
           </w:rPr>
-          <w:instrText xml:space="preserve"> PAGEREF _Toc230671239 \h </w:instrText>
+          <w:instrText xml:space="preserve"> PAGEREF _Toc235025699 \h </w:instrText>
         </w:r>
         <w:r>
           <w:rPr>
@@ -478,7 +480,7 @@
           <w:lang w:eastAsia="pl-PL"/>
         </w:rPr>
       </w:pPr>
-      <w:hyperlink w:anchor="_Toc230671240" w:history="1">
+      <w:hyperlink w:anchor="_Toc235025700" w:history="1">
         <w:r>
           <w:rPr>
             <w:rStyle w:val="Hipercze"/>
@@ -505,7 +507,7 @@
             <w:noProof/>
             <w:webHidden/>
           </w:rPr>
-          <w:instrText xml:space="preserve"> PAGEREF _Toc230671240 \h </w:instrText>
+          <w:instrText xml:space="preserve"> PAGEREF _Toc235025700 \h </w:instrText>
         </w:r>
         <w:r>
           <w:rPr>
@@ -548,7 +550,7 @@
           <w:lang w:eastAsia="pl-PL"/>
         </w:rPr>
       </w:pPr>
-      <w:hyperlink w:anchor="_Toc230671241" w:history="1">
+      <w:hyperlink w:anchor="_Toc235025701" w:history="1">
         <w:r>
           <w:rPr>
             <w:rStyle w:val="Hipercze"/>
@@ -576,7 +578,7 @@
             <w:noProof/>
             <w:webHidden/>
           </w:rPr>
-          <w:instrText xml:space="preserve"> PAGEREF _Toc230671241 \h </w:instrText>
+          <w:instrText xml:space="preserve"> PAGEREF _Toc235025701 \h </w:instrText>
         </w:r>
         <w:r>
           <w:rPr>
@@ -619,13 +621,84 @@
           <w:lang w:eastAsia="pl-PL"/>
         </w:rPr>
       </w:pPr>
-      <w:hyperlink w:anchor="_Toc230671242" w:history="1">
+      <w:hyperlink w:anchor="_Toc235025702" w:history="1">
         <w:r>
           <w:rPr>
             <w:rStyle w:val="Hipercze"/>
             <w:noProof/>
             <w:lang w:val="en-GB"/>
           </w:rPr>
+          <w:t>Concurrent processing</w:t>
+        </w:r>
+        <w:r>
+          <w:rPr>
+            <w:noProof/>
+            <w:webHidden/>
+          </w:rPr>
+          <w:tab/>
+        </w:r>
+        <w:r>
+          <w:rPr>
+            <w:noProof/>
+            <w:webHidden/>
+          </w:rPr>
+          <w:fldChar w:fldCharType="begin"/>
+        </w:r>
+        <w:r>
+          <w:rPr>
+            <w:noProof/>
+            <w:webHidden/>
+          </w:rPr>
+          <w:instrText xml:space="preserve"> PAGEREF _Toc235025702 \h </w:instrText>
+        </w:r>
+        <w:r>
+          <w:rPr>
+            <w:noProof/>
+            <w:webHidden/>
+          </w:rPr>
+        </w:r>
+        <w:r>
+          <w:rPr>
+            <w:noProof/>
+            <w:webHidden/>
+          </w:rPr>
+          <w:fldChar w:fldCharType="separate"/>
+        </w:r>
+        <w:r>
+          <w:rPr>
+            <w:noProof/>
+            <w:webHidden/>
+          </w:rPr>
+          <w:t>3</w:t>
+        </w:r>
+        <w:r>
+          <w:rPr>
+            <w:noProof/>
+            <w:webHidden/>
+          </w:rPr>
+          <w:fldChar w:fldCharType="end"/>
+        </w:r>
+      </w:hyperlink>
+    </w:p>
+    <w:p>
+      <w:pPr>
+        <w:pStyle w:val="Spistreci1"/>
+        <w:tabs>
+          <w:tab w:val="right" w:leader="dot" w:pos="9062"/>
+        </w:tabs>
+        <w:rPr>
+          <w:rFonts w:eastAsiaTheme="minorEastAsia"/>
+          <w:noProof/>
+          <w:lang w:eastAsia="pl-PL"/>
+        </w:rPr>
+      </w:pPr>
+      <w:hyperlink w:anchor="_Toc235025703" w:history="1">
+        <w:r>
+          <w:rPr>
+            <w:rStyle w:val="Hipercze"/>
+            <w:noProof/>
+            <w:lang w:val="en-GB"/>
+          </w:rPr>
           <w:t>Komunikcja z bazą | Communication with Database</w:t>
         </w:r>
         <w:r>
@@ -647,7 +720,7 @@
             <w:noProof/>
             <w:webHidden/>
           </w:rPr>
-          <w:instrText xml:space="preserve"> PAGEREF _Toc230671242 \h </w:instrText>
+          <w:instrText xml:space="preserve"> PAGEREF _Toc235025703 \h </w:instrText>
         </w:r>
         <w:r>
           <w:rPr>
@@ -690,12 +763,11 @@
           <w:lang w:eastAsia="pl-PL"/>
         </w:rPr>
       </w:pPr>
-      <w:hyperlink w:anchor="_Toc230671243" w:history="1">
+      <w:hyperlink w:anchor="_Toc235025704" w:history="1">
         <w:r>
           <w:rPr>
             <w:rStyle w:val="Hipercze"/>
             <w:noProof/>
-            <w:lang w:val="en-GB"/>
           </w:rPr>
           <w:t>Pobranie pojednynczej wartości | Single value</w:t>
         </w:r>
@@ -718,7 +790,7 @@
             <w:noProof/>
             <w:webHidden/>
           </w:rPr>
-          <w:instrText xml:space="preserve"> PAGEREF _Toc230671243 \h </w:instrText>
+          <w:instrText xml:space="preserve"> PAGEREF _Toc235025704 \h </w:instrText>
         </w:r>
         <w:r>
           <w:rPr>
@@ -761,7 +833,7 @@
           <w:lang w:eastAsia="pl-PL"/>
         </w:rPr>
       </w:pPr>
-      <w:hyperlink w:anchor="_Toc230671244" w:history="1">
+      <w:hyperlink w:anchor="_Toc235025705" w:history="1">
         <w:r>
           <w:rPr>
             <w:rStyle w:val="Hipercze"/>
@@ -788,7 +860,7 @@
             <w:noProof/>
             <w:webHidden/>
           </w:rPr>
-          <w:instrText xml:space="preserve"> PAGEREF _Toc230671244 \h </w:instrText>
+          <w:instrText xml:space="preserve"> PAGEREF _Toc235025705 \h </w:instrText>
         </w:r>
         <w:r>
           <w:rPr>
@@ -831,7 +903,7 @@
           <w:lang w:eastAsia="pl-PL"/>
         </w:rPr>
       </w:pPr>
-      <w:hyperlink w:anchor="_Toc230671245" w:history="1">
+      <w:hyperlink w:anchor="_Toc235025706" w:history="1">
         <w:r>
           <w:rPr>
             <w:rStyle w:val="Hipercze"/>
@@ -858,7 +930,7 @@
             <w:noProof/>
             <w:webHidden/>
           </w:rPr>
-          <w:instrText xml:space="preserve"> PAGEREF _Toc230671245 \h </w:instrText>
+          <w:instrText xml:space="preserve"> PAGEREF _Toc235025706 \h </w:instrText>
         </w:r>
         <w:r>
           <w:rPr>
@@ -901,7 +973,7 @@
           <w:lang w:eastAsia="pl-PL"/>
         </w:rPr>
       </w:pPr>
-      <w:hyperlink w:anchor="_Toc230671246" w:history="1">
+      <w:hyperlink w:anchor="_Toc235025707" w:history="1">
         <w:r>
           <w:rPr>
             <w:rStyle w:val="Hipercze"/>
@@ -928,7 +1000,7 @@
             <w:noProof/>
             <w:webHidden/>
           </w:rPr>
-          <w:instrText xml:space="preserve"> PAGEREF _Toc230671246 \h </w:instrText>
+          <w:instrText xml:space="preserve"> PAGEREF _Toc235025707 \h </w:instrText>
         </w:r>
         <w:r>
           <w:rPr>
@@ -971,7 +1043,7 @@
           <w:lang w:eastAsia="pl-PL"/>
         </w:rPr>
       </w:pPr>
-      <w:hyperlink w:anchor="_Toc230671247" w:history="1">
+      <w:hyperlink w:anchor="_Toc235025708" w:history="1">
         <w:r>
           <w:rPr>
             <w:rStyle w:val="Hipercze"/>
@@ -999,7 +1071,7 @@
             <w:noProof/>
             <w:webHidden/>
           </w:rPr>
-          <w:instrText xml:space="preserve"> PAGEREF _Toc230671247 \h </w:instrText>
+          <w:instrText xml:space="preserve"> PAGEREF _Toc235025708 \h </w:instrText>
         </w:r>
         <w:r>
           <w:rPr>
@@ -1042,7 +1114,7 @@
           <w:lang w:eastAsia="pl-PL"/>
         </w:rPr>
       </w:pPr>
-      <w:hyperlink w:anchor="_Toc230671248" w:history="1">
+      <w:hyperlink w:anchor="_Toc235025709" w:history="1">
         <w:r>
           <w:rPr>
             <w:rStyle w:val="Hipercze"/>
@@ -1070,7 +1142,7 @@
             <w:noProof/>
             <w:webHidden/>
           </w:rPr>
-          <w:instrText xml:space="preserve"> PAGEREF _Toc230671248 \h </w:instrText>
+          <w:instrText xml:space="preserve"> PAGEREF _Toc235025709 \h </w:instrText>
         </w:r>
         <w:r>
           <w:rPr>
@@ -1113,7 +1185,7 @@
           <w:lang w:eastAsia="pl-PL"/>
         </w:rPr>
       </w:pPr>
-      <w:hyperlink w:anchor="_Toc230671249" w:history="1">
+      <w:hyperlink w:anchor="_Toc235025710" w:history="1">
         <w:r>
           <w:rPr>
             <w:rStyle w:val="Hipercze"/>
@@ -1141,7 +1213,7 @@
             <w:noProof/>
             <w:webHidden/>
           </w:rPr>
-          <w:instrText xml:space="preserve"> PAGEREF _Toc230671249 \h </w:instrText>
+          <w:instrText xml:space="preserve"> PAGEREF _Toc235025710 \h </w:instrText>
         </w:r>
         <w:r>
           <w:rPr>
@@ -1184,7 +1256,7 @@
           <w:lang w:eastAsia="pl-PL"/>
         </w:rPr>
       </w:pPr>
-      <w:hyperlink w:anchor="_Toc230671250" w:history="1">
+      <w:hyperlink w:anchor="_Toc235025711" w:history="1">
         <w:r>
           <w:rPr>
             <w:rStyle w:val="Hipercze"/>
@@ -1211,7 +1283,7 @@
             <w:noProof/>
             <w:webHidden/>
           </w:rPr>
-          <w:instrText xml:space="preserve"> PAGEREF _Toc230671250 \h </w:instrText>
+          <w:instrText xml:space="preserve"> PAGEREF _Toc235025711 \h </w:instrText>
         </w:r>
         <w:r>
           <w:rPr>
@@ -1254,7 +1326,7 @@
           <w:lang w:eastAsia="pl-PL"/>
         </w:rPr>
       </w:pPr>
-      <w:hyperlink w:anchor="_Toc230671251" w:history="1">
+      <w:hyperlink w:anchor="_Toc235025712" w:history="1">
         <w:r>
           <w:rPr>
             <w:rStyle w:val="Hipercze"/>
@@ -1282,7 +1354,7 @@
             <w:noProof/>
             <w:webHidden/>
           </w:rPr>
-          <w:instrText xml:space="preserve"> PAGEREF _Toc230671251 \h </w:instrText>
+          <w:instrText xml:space="preserve"> PAGEREF _Toc235025712 \h </w:instrText>
         </w:r>
         <w:r>
           <w:rPr>
@@ -1325,7 +1397,7 @@
           <w:lang w:eastAsia="pl-PL"/>
         </w:rPr>
       </w:pPr>
-      <w:hyperlink w:anchor="_Toc230671252" w:history="1">
+      <w:hyperlink w:anchor="_Toc235025713" w:history="1">
         <w:r>
           <w:rPr>
             <w:rStyle w:val="Hipercze"/>
@@ -1353,7 +1425,7 @@
             <w:noProof/>
             <w:webHidden/>
           </w:rPr>
-          <w:instrText xml:space="preserve"> PAGEREF _Toc230671252 \h </w:instrText>
+          <w:instrText xml:space="preserve"> PAGEREF _Toc235025713 \h </w:instrText>
         </w:r>
         <w:r>
           <w:rPr>
@@ -1396,7 +1468,7 @@
           <w:lang w:eastAsia="pl-PL"/>
         </w:rPr>
       </w:pPr>
-      <w:hyperlink w:anchor="_Toc230671253" w:history="1">
+      <w:hyperlink w:anchor="_Toc235025714" w:history="1">
         <w:r>
           <w:rPr>
             <w:rStyle w:val="Hipercze"/>
@@ -1424,7 +1496,7 @@
             <w:noProof/>
             <w:webHidden/>
           </w:rPr>
-          <w:instrText xml:space="preserve"> PAGEREF _Toc230671253 \h </w:instrText>
+          <w:instrText xml:space="preserve"> PAGEREF _Toc235025714 \h </w:instrText>
         </w:r>
         <w:r>
           <w:rPr>
@@ -1467,7 +1539,7 @@
           <w:lang w:eastAsia="pl-PL"/>
         </w:rPr>
       </w:pPr>
-      <w:hyperlink w:anchor="_Toc230671254" w:history="1">
+      <w:hyperlink w:anchor="_Toc235025715" w:history="1">
         <w:r>
           <w:rPr>
             <w:rStyle w:val="Hipercze"/>
@@ -1495,7 +1567,7 @@
             <w:noProof/>
             <w:webHidden/>
           </w:rPr>
-          <w:instrText xml:space="preserve"> PAGEREF _Toc230671254 \h </w:instrText>
+          <w:instrText xml:space="preserve"> PAGEREF _Toc235025715 \h </w:instrText>
         </w:r>
         <w:r>
           <w:rPr>
@@ -1538,7 +1610,7 @@
           <w:lang w:eastAsia="pl-PL"/>
         </w:rPr>
       </w:pPr>
-      <w:hyperlink w:anchor="_Toc230671255" w:history="1">
+      <w:hyperlink w:anchor="_Toc235025716" w:history="1">
         <w:r>
           <w:rPr>
             <w:rStyle w:val="Hipercze"/>
@@ -1565,7 +1637,7 @@
             <w:noProof/>
             <w:webHidden/>
           </w:rPr>
-          <w:instrText xml:space="preserve"> PAGEREF _Toc230671255 \h </w:instrText>
+          <w:instrText xml:space="preserve"> PAGEREF _Toc235025716 \h </w:instrText>
         </w:r>
         <w:r>
           <w:rPr>
@@ -1608,7 +1680,7 @@
           <w:lang w:eastAsia="pl-PL"/>
         </w:rPr>
       </w:pPr>
-      <w:hyperlink w:anchor="_Toc230671256" w:history="1">
+      <w:hyperlink w:anchor="_Toc235025717" w:history="1">
         <w:r>
           <w:rPr>
             <w:rStyle w:val="Hipercze"/>
@@ -1635,7 +1707,7 @@
             <w:noProof/>
             <w:webHidden/>
           </w:rPr>
-          <w:instrText xml:space="preserve"> PAGEREF _Toc230671256 \h </w:instrText>
+          <w:instrText xml:space="preserve"> PAGEREF _Toc235025717 \h </w:instrText>
         </w:r>
         <w:r>
           <w:rPr>
@@ -1678,7 +1750,7 @@
           <w:lang w:eastAsia="pl-PL"/>
         </w:rPr>
       </w:pPr>
-      <w:hyperlink w:anchor="_Toc230671257" w:history="1">
+      <w:hyperlink w:anchor="_Toc235025718" w:history="1">
         <w:r>
           <w:rPr>
             <w:rStyle w:val="Hipercze"/>
@@ -1705,7 +1777,7 @@
             <w:noProof/>
             <w:webHidden/>
           </w:rPr>
-          <w:instrText xml:space="preserve"> PAGEREF _Toc230671257 \h </w:instrText>
+          <w:instrText xml:space="preserve"> PAGEREF _Toc235025718 \h </w:instrText>
         </w:r>
         <w:r>
           <w:rPr>
@@ -1748,7 +1820,7 @@
           <w:lang w:eastAsia="pl-PL"/>
         </w:rPr>
       </w:pPr>
-      <w:hyperlink w:anchor="_Toc230671258" w:history="1">
+      <w:hyperlink w:anchor="_Toc235025719" w:history="1">
         <w:r>
           <w:rPr>
             <w:rStyle w:val="Hipercze"/>
@@ -1775,7 +1847,7 @@
             <w:noProof/>
             <w:webHidden/>
           </w:rPr>
-          <w:instrText xml:space="preserve"> PAGEREF _Toc230671258 \h </w:instrText>
+          <w:instrText xml:space="preserve"> PAGEREF _Toc235025719 \h </w:instrText>
         </w:r>
         <w:r>
           <w:rPr>
@@ -1818,7 +1890,7 @@
           <w:lang w:eastAsia="pl-PL"/>
         </w:rPr>
       </w:pPr>
-      <w:hyperlink w:anchor="_Toc230671259" w:history="1">
+      <w:hyperlink w:anchor="_Toc235025720" w:history="1">
         <w:r>
           <w:rPr>
             <w:rStyle w:val="Hipercze"/>
@@ -1845,7 +1917,7 @@
             <w:noProof/>
             <w:webHidden/>
           </w:rPr>
-          <w:instrText xml:space="preserve"> PAGEREF _Toc230671259 \h </w:instrText>
+          <w:instrText xml:space="preserve"> PAGEREF _Toc235025720 \h </w:instrText>
         </w:r>
         <w:r>
           <w:rPr>
@@ -1888,7 +1960,7 @@
           <w:lang w:eastAsia="pl-PL"/>
         </w:rPr>
       </w:pPr>
-      <w:hyperlink w:anchor="_Toc230671260" w:history="1">
+      <w:hyperlink w:anchor="_Toc235025721" w:history="1">
         <w:r>
           <w:rPr>
             <w:rStyle w:val="Hipercze"/>
@@ -1915,7 +1987,7 @@
             <w:noProof/>
             <w:webHidden/>
           </w:rPr>
-          <w:instrText xml:space="preserve"> PAGEREF _Toc230671260 \h </w:instrText>
+          <w:instrText xml:space="preserve"> PAGEREF _Toc235025721 \h </w:instrText>
         </w:r>
         <w:r>
           <w:rPr>
@@ -1958,7 +2030,7 @@
           <w:lang w:eastAsia="pl-PL"/>
         </w:rPr>
       </w:pPr>
-      <w:hyperlink w:anchor="_Toc230671261" w:history="1">
+      <w:hyperlink w:anchor="_Toc235025722" w:history="1">
         <w:r>
           <w:rPr>
             <w:rStyle w:val="Hipercze"/>
@@ -1985,7 +2057,7 @@
             <w:noProof/>
             <w:webHidden/>
           </w:rPr>
-          <w:instrText xml:space="preserve"> PAGEREF _Toc230671261 \h </w:instrText>
+          <w:instrText xml:space="preserve"> PAGEREF _Toc235025722 \h </w:instrText>
         </w:r>
         <w:r>
           <w:rPr>
@@ -2025,12 +2097,12 @@
       <w:pPr>
         <w:pStyle w:val="Nagwek1"/>
       </w:pPr>
-      <w:bookmarkStart w:id="0" w:name="_Toc230671234"/>
+      <w:bookmarkStart w:id="1" w:name="_Toc235025694"/>
       <w:r>
         <w:lastRenderedPageBreak/>
         <w:t>Wstęp</w:t>
       </w:r>
-      <w:bookmarkEnd w:id="0"/>
+      <w:bookmarkEnd w:id="1"/>
     </w:p>
     <w:p>
       <w:r>
@@ -2112,12 +2184,12 @@
       <w:pPr>
         <w:pStyle w:val="Nagwek2"/>
       </w:pPr>
-      <w:bookmarkStart w:id="1" w:name="_Toc230671235"/>
+      <w:bookmarkStart w:id="2" w:name="_Toc235025695"/>
       <w:proofErr w:type="spellStart"/>
       <w:r>
         <w:t>Events</w:t>
       </w:r>
-      <w:bookmarkEnd w:id="1"/>
+      <w:bookmarkEnd w:id="2"/>
       <w:proofErr w:type="spellEnd"/>
     </w:p>
     <w:p>
@@ -2132,7 +2204,7 @@
       <w:pPr>
         <w:pStyle w:val="Nagwek3"/>
       </w:pPr>
-      <w:bookmarkStart w:id="2" w:name="_Toc230671236"/>
+      <w:bookmarkStart w:id="3" w:name="_Toc235025696"/>
       <w:proofErr w:type="spellStart"/>
       <w:r>
         <w:t>Initial</w:t>
@@ -2145,7 +2217,7 @@
       <w:r>
         <w:t>sequence</w:t>
       </w:r>
-      <w:bookmarkEnd w:id="2"/>
+      <w:bookmarkEnd w:id="3"/>
       <w:proofErr w:type="spellEnd"/>
     </w:p>
     <w:p>
@@ -2234,7 +2306,7 @@
           <w:lang w:val="en-GB"/>
         </w:rPr>
       </w:pPr>
-      <w:bookmarkStart w:id="3" w:name="_Toc230671237"/>
+      <w:bookmarkStart w:id="4" w:name="_Toc235025697"/>
       <w:proofErr w:type="spellStart"/>
       <w:r>
         <w:rPr>
@@ -2295,7 +2367,7 @@
         </w:rPr>
         <w:t>Grid refresh</w:t>
       </w:r>
-      <w:bookmarkEnd w:id="3"/>
+      <w:bookmarkEnd w:id="4"/>
     </w:p>
     <w:p>
       <w:pPr>
@@ -2439,7 +2511,7 @@
           <w:lang w:val="en-GB"/>
         </w:rPr>
       </w:pPr>
-      <w:bookmarkStart w:id="4" w:name="_Toc230671238"/>
+      <w:bookmarkStart w:id="5" w:name="_Toc235025698"/>
       <w:proofErr w:type="spellStart"/>
       <w:r>
         <w:rPr>
@@ -2486,7 +2558,7 @@
         </w:rPr>
         <w:t>Cache</w:t>
       </w:r>
-      <w:bookmarkEnd w:id="4"/>
+      <w:bookmarkEnd w:id="5"/>
     </w:p>
     <w:p>
       <w:pPr>
@@ -2693,7 +2765,7 @@
           <w:lang w:val="en-GB"/>
         </w:rPr>
       </w:pPr>
-      <w:bookmarkStart w:id="5" w:name="_Toc230671239"/>
+      <w:bookmarkStart w:id="6" w:name="_Toc235025699"/>
       <w:proofErr w:type="spellStart"/>
       <w:r>
         <w:rPr>
@@ -2794,7 +2866,7 @@
         </w:rPr>
         <w:t xml:space="preserve"> settings</w:t>
       </w:r>
-      <w:bookmarkEnd w:id="5"/>
+      <w:bookmarkEnd w:id="6"/>
     </w:p>
     <w:p>
       <w:pPr>
@@ -2933,7 +3005,7 @@
       <w:pPr>
         <w:pStyle w:val="Nagwek3"/>
       </w:pPr>
-      <w:bookmarkStart w:id="6" w:name="_Toc230671240"/>
+      <w:bookmarkStart w:id="7" w:name="_Toc235025700"/>
       <w:r>
         <w:t xml:space="preserve">Ustawienia dla </w:t>
       </w:r>
@@ -2952,167 +3024,6 @@
       <w:proofErr w:type="spellEnd"/>
       <w:r>
         <w:t xml:space="preserve"> for Matrix</w:t>
-      </w:r>
-      <w:bookmarkEnd w:id="6"/>
-    </w:p>
-    <w:p>
-      <w:pPr>
-        <w:spacing w:after="0"/>
-        <w:rPr>
-          <w:lang w:val="en-GB"/>
-        </w:rPr>
-      </w:pPr>
-      <w:r>
-        <w:rPr>
-          <w:lang w:val="en-GB"/>
-        </w:rPr>
-        <w:t xml:space="preserve">procedure </w:t>
-      </w:r>
-      <w:proofErr w:type="spellStart"/>
-      <w:r>
-        <w:rPr>
-          <w:lang w:val="en-GB"/>
-        </w:rPr>
-        <w:t>TFMatrix.LoadFromIni</w:t>
-      </w:r>
-      <w:proofErr w:type="spellEnd"/>
-      <w:r>
-        <w:rPr>
-          <w:lang w:val="en-GB"/>
-        </w:rPr>
-        <w:t xml:space="preserve"> ( </w:t>
-      </w:r>
-      <w:proofErr w:type="spellStart"/>
-      <w:r>
-        <w:rPr>
-          <w:lang w:val="en-GB"/>
-        </w:rPr>
-        <w:t>inifilename</w:t>
-      </w:r>
-      <w:proofErr w:type="spellEnd"/>
-      <w:r>
-        <w:rPr>
-          <w:lang w:val="en-GB"/>
-        </w:rPr>
-        <w:t xml:space="preserve"> : </w:t>
-      </w:r>
-      <w:proofErr w:type="spellStart"/>
-      <w:r>
-        <w:rPr>
-          <w:lang w:val="en-GB"/>
-        </w:rPr>
-        <w:t>tfilename</w:t>
-      </w:r>
-      <w:proofErr w:type="spellEnd"/>
-      <w:r>
-        <w:rPr>
-          <w:lang w:val="en-GB"/>
-        </w:rPr>
-        <w:t xml:space="preserve"> );</w:t>
-      </w:r>
-    </w:p>
-    <w:p>
-      <w:pPr>
-        <w:rPr>
-          <w:lang w:val="en-GB"/>
-        </w:rPr>
-      </w:pPr>
-      <w:r>
-        <w:rPr>
-          <w:lang w:val="en-GB"/>
-        </w:rPr>
-        <w:t xml:space="preserve">procedure </w:t>
-      </w:r>
-      <w:proofErr w:type="spellStart"/>
-      <w:r>
-        <w:rPr>
-          <w:lang w:val="en-GB"/>
-        </w:rPr>
-        <w:t>TFMatrix.saveToIni</w:t>
-      </w:r>
-      <w:proofErr w:type="spellEnd"/>
-      <w:r>
-        <w:rPr>
-          <w:lang w:val="en-GB"/>
-        </w:rPr>
-        <w:t xml:space="preserve"> ( </w:t>
-      </w:r>
-      <w:proofErr w:type="spellStart"/>
-      <w:r>
-        <w:rPr>
-          <w:lang w:val="en-GB"/>
-        </w:rPr>
-        <w:t>inifilename</w:t>
-      </w:r>
-      <w:proofErr w:type="spellEnd"/>
-      <w:r>
-        <w:rPr>
-          <w:lang w:val="en-GB"/>
-        </w:rPr>
-        <w:t xml:space="preserve"> : </w:t>
-      </w:r>
-      <w:proofErr w:type="spellStart"/>
-      <w:r>
-        <w:rPr>
-          <w:lang w:val="en-GB"/>
-        </w:rPr>
-        <w:t>tfilename</w:t>
-      </w:r>
-      <w:proofErr w:type="spellEnd"/>
-      <w:r>
-        <w:rPr>
-          <w:lang w:val="en-GB"/>
-        </w:rPr>
-        <w:t xml:space="preserve"> );</w:t>
-      </w:r>
-    </w:p>
-    <w:p>
-      <w:pPr>
-        <w:pStyle w:val="Nagwek3"/>
-        <w:rPr>
-          <w:lang w:val="en-GB"/>
-        </w:rPr>
-      </w:pPr>
-      <w:bookmarkStart w:id="7" w:name="_Toc230671241"/>
-      <w:proofErr w:type="spellStart"/>
-      <w:r>
-        <w:rPr>
-          <w:lang w:val="en-GB"/>
-        </w:rPr>
-        <w:t>Ustawienia</w:t>
-      </w:r>
-      <w:proofErr w:type="spellEnd"/>
-      <w:r>
-        <w:rPr>
-          <w:lang w:val="en-GB"/>
-        </w:rPr>
-        <w:t xml:space="preserve"> </w:t>
-      </w:r>
-      <w:proofErr w:type="spellStart"/>
-      <w:r>
-        <w:rPr>
-          <w:lang w:val="en-GB"/>
-        </w:rPr>
-        <w:t>wy</w:t>
-      </w:r>
-      <w:r>
-        <w:rPr>
-          <w:lang w:val="en-GB"/>
-        </w:rPr>
-        <w:t>druku</w:t>
-      </w:r>
-      <w:proofErr w:type="spellEnd"/>
-      <w:r>
-        <w:rPr>
-          <w:lang w:val="en-GB"/>
-        </w:rPr>
-        <w:t xml:space="preserve"> | </w:t>
-      </w:r>
-      <w:r>
-        <w:rPr>
-          <w:lang w:val="en-GB"/>
-        </w:rPr>
-        <w:t>Settings for traditional printing (Menu | Print)</w:t>
       </w:r>
       <w:bookmarkEnd w:id="7"/>
     </w:p>
@@ -3127,32 +3038,155 @@
         <w:rPr>
           <w:lang w:val="en-GB"/>
         </w:rPr>
-        <w:t xml:space="preserve">Settings in kept in files A3, A4 </w:t>
-      </w:r>
-      <w:r>
-        <w:rPr>
-          <w:lang w:val="en-GB"/>
-        </w:rPr>
-        <w:t xml:space="preserve">(without extension) </w:t>
-      </w:r>
-      <w:r>
-        <w:rPr>
-          <w:lang w:val="en-GB"/>
-        </w:rPr>
-        <w:t xml:space="preserve">in path </w:t>
-      </w:r>
-      <w:r>
-        <w:rPr>
-          <w:lang w:val="en-GB"/>
-        </w:rPr>
-        <w:t>C:\Users\Maciek\Planowanie\documents</w:t>
-      </w:r>
-      <w:r>
-        <w:rPr>
-          <w:lang w:val="en-GB"/>
-        </w:rPr>
-        <w:t>.</w:t>
-      </w:r>
+        <w:t xml:space="preserve">procedure </w:t>
+      </w:r>
+      <w:proofErr w:type="spellStart"/>
+      <w:r>
+        <w:rPr>
+          <w:lang w:val="en-GB"/>
+        </w:rPr>
+        <w:t>TFMatrix.LoadFromIni</w:t>
+      </w:r>
+      <w:proofErr w:type="spellEnd"/>
+      <w:r>
+        <w:rPr>
+          <w:lang w:val="en-GB"/>
+        </w:rPr>
+        <w:t xml:space="preserve"> ( </w:t>
+      </w:r>
+      <w:proofErr w:type="spellStart"/>
+      <w:r>
+        <w:rPr>
+          <w:lang w:val="en-GB"/>
+        </w:rPr>
+        <w:t>inifilename</w:t>
+      </w:r>
+      <w:proofErr w:type="spellEnd"/>
+      <w:r>
+        <w:rPr>
+          <w:lang w:val="en-GB"/>
+        </w:rPr>
+        <w:t xml:space="preserve"> : </w:t>
+      </w:r>
+      <w:proofErr w:type="spellStart"/>
+      <w:r>
+        <w:rPr>
+          <w:lang w:val="en-GB"/>
+        </w:rPr>
+        <w:t>tfilename</w:t>
+      </w:r>
+      <w:proofErr w:type="spellEnd"/>
+      <w:r>
+        <w:rPr>
+          <w:lang w:val="en-GB"/>
+        </w:rPr>
+        <w:t xml:space="preserve"> );</w:t>
+      </w:r>
+    </w:p>
+    <w:p>
+      <w:pPr>
+        <w:rPr>
+          <w:lang w:val="en-GB"/>
+        </w:rPr>
+      </w:pPr>
+      <w:r>
+        <w:rPr>
+          <w:lang w:val="en-GB"/>
+        </w:rPr>
+        <w:t xml:space="preserve">procedure </w:t>
+      </w:r>
+      <w:proofErr w:type="spellStart"/>
+      <w:r>
+        <w:rPr>
+          <w:lang w:val="en-GB"/>
+        </w:rPr>
+        <w:t>TFMatrix.saveToIni</w:t>
+      </w:r>
+      <w:proofErr w:type="spellEnd"/>
+      <w:r>
+        <w:rPr>
+          <w:lang w:val="en-GB"/>
+        </w:rPr>
+        <w:t xml:space="preserve"> ( </w:t>
+      </w:r>
+      <w:proofErr w:type="spellStart"/>
+      <w:r>
+        <w:rPr>
+          <w:lang w:val="en-GB"/>
+        </w:rPr>
+        <w:t>inifilename</w:t>
+      </w:r>
+      <w:proofErr w:type="spellEnd"/>
+      <w:r>
+        <w:rPr>
+          <w:lang w:val="en-GB"/>
+        </w:rPr>
+        <w:t xml:space="preserve"> : </w:t>
+      </w:r>
+      <w:proofErr w:type="spellStart"/>
+      <w:r>
+        <w:rPr>
+          <w:lang w:val="en-GB"/>
+        </w:rPr>
+        <w:t>tfilename</w:t>
+      </w:r>
+      <w:proofErr w:type="spellEnd"/>
+      <w:r>
+        <w:rPr>
+          <w:lang w:val="en-GB"/>
+        </w:rPr>
+        <w:t xml:space="preserve"> );</w:t>
+      </w:r>
+    </w:p>
+    <w:p>
+      <w:pPr>
+        <w:pStyle w:val="Nagwek3"/>
+        <w:rPr>
+          <w:lang w:val="en-GB"/>
+        </w:rPr>
+      </w:pPr>
+      <w:bookmarkStart w:id="8" w:name="_Toc235025701"/>
+      <w:proofErr w:type="spellStart"/>
+      <w:r>
+        <w:rPr>
+          <w:lang w:val="en-GB"/>
+        </w:rPr>
+        <w:t>Ustawienia</w:t>
+      </w:r>
+      <w:proofErr w:type="spellEnd"/>
+      <w:r>
+        <w:rPr>
+          <w:lang w:val="en-GB"/>
+        </w:rPr>
+        <w:t xml:space="preserve"> </w:t>
+      </w:r>
+      <w:proofErr w:type="spellStart"/>
+      <w:r>
+        <w:rPr>
+          <w:lang w:val="en-GB"/>
+        </w:rPr>
+        <w:t>wy</w:t>
+      </w:r>
+      <w:r>
+        <w:rPr>
+          <w:lang w:val="en-GB"/>
+        </w:rPr>
+        <w:t>druku</w:t>
+      </w:r>
+      <w:proofErr w:type="spellEnd"/>
+      <w:r>
+        <w:rPr>
+          <w:lang w:val="en-GB"/>
+        </w:rPr>
+        <w:t xml:space="preserve"> | </w:t>
+      </w:r>
+      <w:r>
+        <w:rPr>
+          <w:lang w:val="en-GB"/>
+        </w:rPr>
+        <w:t>Settings for traditional printing (Menu | Print)</w:t>
+      </w:r>
+      <w:bookmarkEnd w:id="8"/>
     </w:p>
     <w:p>
       <w:pPr>
@@ -3165,21 +3199,31 @@
         <w:rPr>
           <w:lang w:val="en-GB"/>
         </w:rPr>
-        <w:t>Settings is in .</w:t>
-      </w:r>
-      <w:proofErr w:type="spellStart"/>
-      <w:r>
-        <w:rPr>
-          <w:lang w:val="en-GB"/>
-        </w:rPr>
-        <w:t>ini</w:t>
-      </w:r>
-      <w:proofErr w:type="spellEnd"/>
-      <w:r>
-        <w:rPr>
-          <w:lang w:val="en-GB"/>
-        </w:rPr>
-        <w:t xml:space="preserve"> format.</w:t>
+        <w:t xml:space="preserve">Settings in kept in files A3, A4 </w:t>
+      </w:r>
+      <w:r>
+        <w:rPr>
+          <w:lang w:val="en-GB"/>
+        </w:rPr>
+        <w:t xml:space="preserve">(without extension) </w:t>
+      </w:r>
+      <w:r>
+        <w:rPr>
+          <w:lang w:val="en-GB"/>
+        </w:rPr>
+        <w:t xml:space="preserve">in path </w:t>
+      </w:r>
+      <w:r>
+        <w:rPr>
+          <w:lang w:val="en-GB"/>
+        </w:rPr>
+        <w:t>C:\Users\Maciek\Planowanie\documents</w:t>
+      </w:r>
+      <w:r>
+        <w:rPr>
+          <w:lang w:val="en-GB"/>
+        </w:rPr>
+        <w:t>.</w:t>
       </w:r>
     </w:p>
     <w:p>
@@ -3193,6 +3237,34 @@
         <w:rPr>
           <w:lang w:val="en-GB"/>
         </w:rPr>
+        <w:t>Settings is in .</w:t>
+      </w:r>
+      <w:proofErr w:type="spellStart"/>
+      <w:r>
+        <w:rPr>
+          <w:lang w:val="en-GB"/>
+        </w:rPr>
+        <w:t>ini</w:t>
+      </w:r>
+      <w:proofErr w:type="spellEnd"/>
+      <w:r>
+        <w:rPr>
+          <w:lang w:val="en-GB"/>
+        </w:rPr>
+        <w:t xml:space="preserve"> format.</w:t>
+      </w:r>
+    </w:p>
+    <w:p>
+      <w:pPr>
+        <w:spacing w:after="0"/>
+        <w:rPr>
+          <w:lang w:val="en-GB"/>
+        </w:rPr>
+      </w:pPr>
+      <w:r>
+        <w:rPr>
+          <w:lang w:val="en-GB"/>
+        </w:rPr>
         <w:t xml:space="preserve">On first program execution, files are copied from the path </w:t>
       </w:r>
       <w:proofErr w:type="spellStart"/>
@@ -3230,54 +3302,113 @@
           <w:lang w:val="en-GB"/>
         </w:rPr>
       </w:pPr>
-      <w:bookmarkStart w:id="8" w:name="_Toc230671242"/>
+      <w:bookmarkStart w:id="9" w:name="_Toc235025702"/>
       <w:r>
         <w:rPr>
           <w:lang w:val="en-GB"/>
         </w:rPr>
         <w:t>Concurrent processing</w:t>
       </w:r>
-    </w:p>
-    <w:p>
-      <w:pPr>
-        <w:rPr>
-          <w:lang w:val="en-GB"/>
-        </w:rPr>
-      </w:pPr>
-      <w:bookmarkStart w:id="9" w:name="_GoBack"/>
       <w:bookmarkEnd w:id="9"/>
     </w:p>
     <w:p>
       <w:pPr>
+        <w:rPr>
+          <w:lang w:val="en-GB"/>
+        </w:rPr>
+      </w:pPr>
+      <w:r>
+        <w:rPr>
+          <w:lang w:val="en-GB"/>
+        </w:rPr>
+        <w:t xml:space="preserve">package </w:t>
+      </w:r>
+      <w:proofErr w:type="spellStart"/>
+      <w:r>
+        <w:rPr>
+          <w:lang w:val="en-GB"/>
+        </w:rPr>
+        <w:t>waiting_tasks_processor</w:t>
+      </w:r>
+      <w:proofErr w:type="spellEnd"/>
+    </w:p>
+    <w:p>
+      <w:pPr>
+        <w:rPr>
+          <w:lang w:val="en-GB"/>
+        </w:rPr>
+      </w:pPr>
+      <w:r>
+        <w:rPr>
+          <w:lang w:val="en-GB"/>
+        </w:rPr>
+        <w:t xml:space="preserve">select * from </w:t>
+      </w:r>
+      <w:proofErr w:type="spellStart"/>
+      <w:r>
+        <w:rPr>
+          <w:lang w:val="en-GB"/>
+        </w:rPr>
+        <w:t>waiting_tasks</w:t>
+      </w:r>
+      <w:proofErr w:type="spellEnd"/>
+    </w:p>
+    <w:p>
+      <w:pPr>
         <w:pStyle w:val="Nagwek1"/>
+        <w:rPr>
+          <w:lang w:val="en-GB"/>
+        </w:rPr>
       </w:pPr>
+      <w:bookmarkStart w:id="10" w:name="_Toc235025703"/>
       <w:proofErr w:type="spellStart"/>
       <w:r>
+        <w:rPr>
+          <w:lang w:val="en-GB"/>
+        </w:rPr>
         <w:lastRenderedPageBreak/>
         <w:t>Komunikcja</w:t>
       </w:r>
       <w:proofErr w:type="spellEnd"/>
       <w:r>
-        <w:t xml:space="preserve"> z bazą | </w:t>
+        <w:rPr>
+          <w:lang w:val="en-GB"/>
+        </w:rPr>
+        <w:t xml:space="preserve"> z </w:t>
       </w:r>
       <w:proofErr w:type="spellStart"/>
       <w:r>
-        <w:t>Communication</w:t>
+        <w:rPr>
+          <w:lang w:val="en-GB"/>
+        </w:rPr>
+        <w:t>bazą</w:t>
       </w:r>
       <w:proofErr w:type="spellEnd"/>
       <w:r>
-        <w:t xml:space="preserve"> with </w:t>
-      </w:r>
-      <w:r>
+        <w:rPr>
+          <w:lang w:val="en-GB"/>
+        </w:rPr>
+        <w:t xml:space="preserve"> | </w:t>
+      </w:r>
+      <w:r>
+        <w:rPr>
+          <w:lang w:val="en-GB"/>
+        </w:rPr>
+        <w:t xml:space="preserve">Communication with </w:t>
+      </w:r>
+      <w:r>
+        <w:rPr>
+          <w:lang w:val="en-GB"/>
+        </w:rPr>
         <w:t>Database</w:t>
       </w:r>
-      <w:bookmarkEnd w:id="8"/>
+      <w:bookmarkEnd w:id="10"/>
     </w:p>
     <w:p>
       <w:pPr>
         <w:pStyle w:val="Nagwek2"/>
       </w:pPr>
-      <w:bookmarkStart w:id="10" w:name="_Toc230671243"/>
+      <w:bookmarkStart w:id="11" w:name="_Toc235025704"/>
       <w:r>
         <w:t xml:space="preserve">Pobranie </w:t>
       </w:r>
@@ -3296,7 +3427,7 @@
       <w:r>
         <w:t>value</w:t>
       </w:r>
-      <w:bookmarkEnd w:id="10"/>
+      <w:bookmarkEnd w:id="11"/>
       <w:proofErr w:type="spellEnd"/>
     </w:p>
     <w:p>
@@ -3430,7 +3561,7 @@
       <w:pPr>
         <w:pStyle w:val="Nagwek2"/>
       </w:pPr>
-      <w:bookmarkStart w:id="11" w:name="_Toc230671244"/>
+      <w:bookmarkStart w:id="12" w:name="_Toc235025705"/>
       <w:r>
         <w:t xml:space="preserve">Pobranie zestawu rekordów | </w:t>
       </w:r>
@@ -3438,7 +3569,7 @@
       <w:r>
         <w:t>Recordset</w:t>
       </w:r>
-      <w:bookmarkEnd w:id="11"/>
+      <w:bookmarkEnd w:id="12"/>
       <w:proofErr w:type="spellEnd"/>
     </w:p>
     <w:p>
@@ -3450,7 +3581,7 @@
       <w:pPr>
         <w:pStyle w:val="Nagwek2"/>
       </w:pPr>
-      <w:bookmarkStart w:id="12" w:name="_Toc230671245"/>
+      <w:bookmarkStart w:id="13" w:name="_Toc235025706"/>
       <w:r>
         <w:t>Uruchomienie procedury osadzanej |</w:t>
       </w:r>
@@ -3477,7 +3608,7 @@
       <w:r>
         <w:t>parameters</w:t>
       </w:r>
-      <w:bookmarkEnd w:id="12"/>
+      <w:bookmarkEnd w:id="13"/>
       <w:proofErr w:type="spellEnd"/>
     </w:p>
     <w:p>
@@ -3505,7 +3636,7 @@
       <w:pPr>
         <w:pStyle w:val="Nagwek2"/>
       </w:pPr>
-      <w:bookmarkStart w:id="13" w:name="_Toc230671246"/>
+      <w:bookmarkStart w:id="14" w:name="_Toc235025707"/>
       <w:r>
         <w:t xml:space="preserve">Uruchomienie procedury z parametrami </w:t>
       </w:r>
@@ -3532,7 +3663,7 @@
       <w:r>
         <w:t>parameters</w:t>
       </w:r>
-      <w:bookmarkEnd w:id="13"/>
+      <w:bookmarkEnd w:id="14"/>
       <w:proofErr w:type="spellEnd"/>
     </w:p>
     <w:tbl>
@@ -3900,7 +4031,7 @@
           <w:lang w:val="en-GB"/>
         </w:rPr>
       </w:pPr>
-      <w:bookmarkStart w:id="14" w:name="_Toc230671247"/>
+      <w:bookmarkStart w:id="15" w:name="_Toc235025708"/>
       <w:proofErr w:type="spellStart"/>
       <w:r>
         <w:rPr>
@@ -3941,7 +4072,7 @@
         </w:rPr>
         <w:t>Progress bar</w:t>
       </w:r>
-      <w:bookmarkEnd w:id="14"/>
+      <w:bookmarkEnd w:id="15"/>
     </w:p>
     <w:tbl>
       <w:tblPr>
@@ -4160,7 +4291,7 @@
           <w:lang w:val="en-GB"/>
         </w:rPr>
       </w:pPr>
-      <w:bookmarkStart w:id="15" w:name="_Toc230671248"/>
+      <w:bookmarkStart w:id="16" w:name="_Toc235025709"/>
       <w:proofErr w:type="spellStart"/>
       <w:r>
         <w:rPr>
@@ -4195,7 +4326,7 @@
         </w:rPr>
         <w:t>Floating message</w:t>
       </w:r>
-      <w:bookmarkEnd w:id="15"/>
+      <w:bookmarkEnd w:id="16"/>
     </w:p>
     <w:p>
       <w:pPr>
@@ -4217,7 +4348,7 @@
           <w:lang w:val="en-GB"/>
         </w:rPr>
       </w:pPr>
-      <w:bookmarkStart w:id="16" w:name="_Toc230671249"/>
+      <w:bookmarkStart w:id="17" w:name="_Toc235025710"/>
       <w:r>
         <w:rPr>
           <w:lang w:val="en-GB"/>
@@ -4244,7 +4375,7 @@
         </w:rPr>
         <w:t>SSO integration: Active directory</w:t>
       </w:r>
-      <w:bookmarkEnd w:id="16"/>
+      <w:bookmarkEnd w:id="17"/>
     </w:p>
     <w:p>
       <w:pPr>
@@ -6488,11 +6619,11 @@
       <w:pPr>
         <w:pStyle w:val="Nagwek1"/>
       </w:pPr>
-      <w:bookmarkStart w:id="17" w:name="_Toc230671250"/>
+      <w:bookmarkStart w:id="18" w:name="_Toc235025711"/>
       <w:r>
         <w:t>PL/SQL Debugowanie pakietu</w:t>
       </w:r>
-      <w:bookmarkEnd w:id="17"/>
+      <w:bookmarkEnd w:id="18"/>
     </w:p>
     <w:p>
       <w:pPr>
@@ -6543,7 +6674,7 @@
           <w:lang w:val="en-GB"/>
         </w:rPr>
       </w:pPr>
-      <w:bookmarkStart w:id="18" w:name="_Toc230671251"/>
+      <w:bookmarkStart w:id="19" w:name="_Toc235025712"/>
       <w:proofErr w:type="spellStart"/>
       <w:r>
         <w:rPr>
@@ -6578,7 +6709,7 @@
         </w:rPr>
         <w:t>Exceptions</w:t>
       </w:r>
-      <w:bookmarkEnd w:id="18"/>
+      <w:bookmarkEnd w:id="19"/>
     </w:p>
     <w:p>
       <w:pPr>
@@ -6636,14 +6767,14 @@
           <w:lang w:val="en-GB"/>
         </w:rPr>
       </w:pPr>
-      <w:bookmarkStart w:id="19" w:name="_Toc230671252"/>
+      <w:bookmarkStart w:id="20" w:name="_Toc235025713"/>
       <w:r>
         <w:rPr>
           <w:lang w:val="en-GB"/>
         </w:rPr>
         <w:t>SQL Snippets</w:t>
       </w:r>
-      <w:bookmarkEnd w:id="19"/>
+      <w:bookmarkEnd w:id="20"/>
     </w:p>
     <w:p>
       <w:pPr>
@@ -6880,7 +7011,7 @@
           <w:lang w:val="en-GB"/>
         </w:rPr>
       </w:pPr>
-      <w:bookmarkStart w:id="20" w:name="_Toc230671253"/>
+      <w:bookmarkStart w:id="21" w:name="_Toc235025714"/>
       <w:proofErr w:type="spellStart"/>
       <w:r>
         <w:rPr>
@@ -6942,7 +7073,7 @@
         </w:rPr>
         <w:t>Data Model: Group hierarchies</w:t>
       </w:r>
-      <w:bookmarkEnd w:id="20"/>
+      <w:bookmarkEnd w:id="21"/>
     </w:p>
     <w:p>
       <w:pPr>
@@ -7474,16 +7605,16 @@
           <w:lang w:val="en-GB"/>
         </w:rPr>
       </w:pPr>
-      <w:bookmarkStart w:id="21" w:name="_Toc113032964"/>
-      <w:bookmarkStart w:id="22" w:name="_Toc230671254"/>
+      <w:bookmarkStart w:id="22" w:name="_Toc113032964"/>
+      <w:bookmarkStart w:id="23" w:name="_Toc235025715"/>
       <w:r>
         <w:rPr>
           <w:lang w:val="en-GB"/>
         </w:rPr>
         <w:t>RELACJA “JEDEN BEZPOSRREDNI RODZIC”</w:t>
       </w:r>
-      <w:bookmarkEnd w:id="21"/>
       <w:bookmarkEnd w:id="22"/>
+      <w:bookmarkEnd w:id="23"/>
     </w:p>
     <w:p>
       <w:pPr>
@@ -8713,8 +8844,8 @@
       <w:pPr>
         <w:pStyle w:val="Nagwek3"/>
       </w:pPr>
-      <w:bookmarkStart w:id="23" w:name="_Toc113032965"/>
-      <w:bookmarkStart w:id="24" w:name="_Toc230671255"/>
+      <w:bookmarkStart w:id="24" w:name="_Toc113032965"/>
+      <w:bookmarkStart w:id="25" w:name="_Toc235025716"/>
       <w:r>
         <w:t>ZAJECIE</w:t>
       </w:r>
@@ -8724,8 +8855,8 @@
       <w:r>
         <w:t>GNAD (bez wykładowcy i Sali)</w:t>
       </w:r>
-      <w:bookmarkEnd w:id="23"/>
       <w:bookmarkEnd w:id="24"/>
+      <w:bookmarkEnd w:id="25"/>
     </w:p>
     <w:p>
       <w:pPr>
@@ -10080,8 +10211,8 @@
       <w:pPr>
         <w:pStyle w:val="Nagwek3"/>
       </w:pPr>
-      <w:bookmarkStart w:id="25" w:name="_Toc113032966"/>
-      <w:bookmarkStart w:id="26" w:name="_Toc230671256"/>
+      <w:bookmarkStart w:id="26" w:name="_Toc113032966"/>
+      <w:bookmarkStart w:id="27" w:name="_Toc235025717"/>
       <w:r>
         <w:t>ZAJECIE</w:t>
       </w:r>
@@ -10091,8 +10222,8 @@
       <w:r>
         <w:t>GPOD1 I GPOD2</w:t>
       </w:r>
-      <w:bookmarkEnd w:id="25"/>
       <w:bookmarkEnd w:id="26"/>
+      <w:bookmarkEnd w:id="27"/>
     </w:p>
     <w:p>
       <w:pPr>
@@ -13286,28 +13417,28 @@
       <w:pPr>
         <w:pStyle w:val="Nagwek2"/>
       </w:pPr>
-      <w:bookmarkStart w:id="27" w:name="_Toc113032967"/>
-      <w:bookmarkStart w:id="28" w:name="_Toc230671257"/>
+      <w:bookmarkStart w:id="28" w:name="_Toc113032967"/>
+      <w:bookmarkStart w:id="29" w:name="_Toc235025718"/>
       <w:r>
         <w:t>RELACJA “WIELE GRUP NADRZEDNYCH”</w:t>
       </w:r>
-      <w:bookmarkEnd w:id="27"/>
       <w:bookmarkEnd w:id="28"/>
+      <w:bookmarkEnd w:id="29"/>
     </w:p>
     <w:p>
       <w:pPr>
         <w:pStyle w:val="Nagwek3"/>
       </w:pPr>
-      <w:bookmarkStart w:id="29" w:name="_Toc113032968"/>
-      <w:bookmarkStart w:id="30" w:name="_Toc230671258"/>
+      <w:bookmarkStart w:id="30" w:name="_Toc113032968"/>
+      <w:bookmarkStart w:id="31" w:name="_Toc235025719"/>
       <w:r>
         <w:t xml:space="preserve">ZAJECIE </w:t>
       </w:r>
       <w:r>
         <w:t>GNAD  (bez wykładowcy i Sali)</w:t>
       </w:r>
-      <w:bookmarkEnd w:id="29"/>
       <w:bookmarkEnd w:id="30"/>
+      <w:bookmarkEnd w:id="31"/>
     </w:p>
     <w:p>
       <w:r>
@@ -16886,16 +17017,16 @@
       <w:pPr>
         <w:pStyle w:val="Nagwek3"/>
       </w:pPr>
-      <w:bookmarkStart w:id="31" w:name="_Toc113032969"/>
-      <w:bookmarkStart w:id="32" w:name="_Toc230671259"/>
+      <w:bookmarkStart w:id="32" w:name="_Toc113032969"/>
+      <w:bookmarkStart w:id="33" w:name="_Toc235025720"/>
       <w:r>
         <w:t xml:space="preserve">ZAJECIE </w:t>
       </w:r>
       <w:r>
         <w:t>GPOD1, GPOD2</w:t>
       </w:r>
-      <w:bookmarkEnd w:id="31"/>
       <w:bookmarkEnd w:id="32"/>
+      <w:bookmarkEnd w:id="33"/>
     </w:p>
     <w:p>
       <w:r>
@@ -20071,8 +20202,8 @@
       <w:pPr>
         <w:pStyle w:val="Nagwek2"/>
       </w:pPr>
-      <w:bookmarkStart w:id="33" w:name="_Toc230671260"/>
       <w:bookmarkStart w:id="34" w:name="_Toc113032970"/>
+      <w:bookmarkStart w:id="35" w:name="_Toc235025721"/>
       <w:r>
         <w:t xml:space="preserve">Rozwiązywanie problemów | </w:t>
       </w:r>
@@ -20080,7 +20211,7 @@
       <w:r>
         <w:t>Troobleshhoting</w:t>
       </w:r>
-      <w:bookmarkEnd w:id="33"/>
+      <w:bookmarkEnd w:id="35"/>
       <w:proofErr w:type="spellEnd"/>
     </w:p>
     <w:tbl>
@@ -21568,7 +21699,7 @@
       <w:pPr>
         <w:pStyle w:val="Nagwek2"/>
       </w:pPr>
-      <w:bookmarkStart w:id="35" w:name="_Toc230671261"/>
+      <w:bookmarkStart w:id="36" w:name="_Toc235025722"/>
       <w:r>
         <w:t xml:space="preserve">Zagadnienia otwarte | </w:t>
       </w:r>
@@ -21580,7 +21711,7 @@
         <w:t>issues</w:t>
       </w:r>
       <w:bookmarkEnd w:id="34"/>
-      <w:bookmarkEnd w:id="35"/>
+      <w:bookmarkEnd w:id="36"/>
       <w:proofErr w:type="spellEnd"/>
     </w:p>
     <w:p>
@@ -24233,7 +24364,7 @@
 </file>
 
 <file path=customXml/itemProps1.xml><?xml version="1.0" encoding="utf-8"?>
-<ds:datastoreItem xmlns:ds="http://schemas.openxmlformats.org/officeDocument/2006/customXml" ds:itemID="{1E0EFA06-3237-4EC8-95C3-5AF476A4EABE}">
+<ds:datastoreItem xmlns:ds="http://schemas.openxmlformats.org/officeDocument/2006/customXml" ds:itemID="{18B133D0-4F87-47EF-B12E-7EBE84B0F444}">
   <ds:schemaRefs>
     <ds:schemaRef ds:uri="http://schemas.openxmlformats.org/officeDocument/2006/bibliography"/>
   </ds:schemaRefs>
